--- a/public/2026/seq04/FICHE_S4-A01_MotsDePasse_5eme.docx
+++ b/public/2026/seq04/FICHE_S4-A01_MotsDePasse_5eme.docx
@@ -279,7 +279,7 @@
     </w:tbl>
     <w:p>
       <w:pPr>
-        <w:spacing w:after="60"/>
+        <w:spacing w:after="96"/>
       </w:pPr>
     </w:p>
     <w:tbl>
@@ -329,8 +329,8 @@
                 <w:bCs/>
                 <w:i w:val="false"/>
                 <w:iCs w:val="false"/>
-                <w:sz w:val="16"/>
-                <w:szCs w:val="16"/>
+                <w:sz w:val="24"/>
+                <w:szCs w:val="24"/>
               </w:rPr>
               <w:t xml:space="preserve">Nom : </w:t>
             </w:r>
@@ -341,10 +341,10 @@
                 <w:bCs w:val="false"/>
                 <w:i w:val="false"/>
                 <w:iCs w:val="false"/>
-                <w:sz w:val="16"/>
-                <w:szCs w:val="16"/>
-              </w:rPr>
-              <w:t xml:space="preserve">....................................</w:t>
+                <w:sz w:val="24"/>
+                <w:szCs w:val="24"/>
+              </w:rPr>
+              <w:t xml:space="preserve">...................</w:t>
             </w:r>
           </w:p>
         </w:tc>
@@ -376,8 +376,8 @@
                 <w:bCs/>
                 <w:i w:val="false"/>
                 <w:iCs w:val="false"/>
-                <w:sz w:val="16"/>
-                <w:szCs w:val="16"/>
+                <w:sz w:val="24"/>
+                <w:szCs w:val="24"/>
               </w:rPr>
               <w:t xml:space="preserve">Prénom : </w:t>
             </w:r>
@@ -388,10 +388,10 @@
                 <w:bCs w:val="false"/>
                 <w:i w:val="false"/>
                 <w:iCs w:val="false"/>
-                <w:sz w:val="16"/>
-                <w:szCs w:val="16"/>
-              </w:rPr>
-              <w:t xml:space="preserve">...............................</w:t>
+                <w:sz w:val="24"/>
+                <w:szCs w:val="24"/>
+              </w:rPr>
+              <w:t xml:space="preserve">................</w:t>
             </w:r>
           </w:p>
         </w:tc>
@@ -423,8 +423,8 @@
                 <w:bCs/>
                 <w:i w:val="false"/>
                 <w:iCs w:val="false"/>
-                <w:sz w:val="16"/>
-                <w:szCs w:val="16"/>
+                <w:sz w:val="24"/>
+                <w:szCs w:val="24"/>
               </w:rPr>
               <w:t xml:space="preserve">Classe : </w:t>
             </w:r>
@@ -435,10 +435,10 @@
                 <w:bCs w:val="false"/>
                 <w:i w:val="false"/>
                 <w:iCs w:val="false"/>
-                <w:sz w:val="16"/>
-                <w:szCs w:val="16"/>
-              </w:rPr>
-              <w:t xml:space="preserve">..........</w:t>
+                <w:sz w:val="24"/>
+                <w:szCs w:val="24"/>
+              </w:rPr>
+              <w:t xml:space="preserve">......</w:t>
             </w:r>
           </w:p>
         </w:tc>
@@ -470,8 +470,8 @@
                 <w:bCs/>
                 <w:i w:val="false"/>
                 <w:iCs w:val="false"/>
-                <w:sz w:val="16"/>
-                <w:szCs w:val="16"/>
+                <w:sz w:val="24"/>
+                <w:szCs w:val="24"/>
               </w:rPr>
               <w:t xml:space="preserve">Maison : </w:t>
             </w:r>
@@ -482,10 +482,10 @@
                 <w:bCs w:val="false"/>
                 <w:i w:val="false"/>
                 <w:iCs w:val="false"/>
-                <w:sz w:val="16"/>
-                <w:szCs w:val="16"/>
-              </w:rPr>
-              <w:t xml:space="preserve">................</w:t>
+                <w:sz w:val="24"/>
+                <w:szCs w:val="24"/>
+              </w:rPr>
+              <w:t xml:space="preserve">......</w:t>
             </w:r>
           </w:p>
         </w:tc>
@@ -493,7 +493,7 @@
     </w:tbl>
     <w:p>
       <w:pPr>
-        <w:spacing w:after="80"/>
+        <w:spacing w:after="128"/>
       </w:pPr>
     </w:p>
     <w:tbl>
@@ -542,8 +542,8 @@
                 <w:bCs/>
                 <w:i w:val="false"/>
                 <w:iCs w:val="false"/>
-                <w:sz w:val="24"/>
-                <w:szCs w:val="24"/>
+                <w:sz w:val="32"/>
+                <w:szCs w:val="32"/>
               </w:rPr>
               <w:t xml:space="preserve">MOT DE PASSE : LA CLÉ DE MA VIE NUMÉRIQUE</w:t>
             </w:r>
@@ -553,7 +553,7 @@
     </w:tbl>
     <w:p>
       <w:pPr>
-        <w:spacing w:after="80"/>
+        <w:spacing w:after="128"/>
       </w:pPr>
     </w:p>
     <w:tbl>
@@ -591,17 +591,17 @@
           </w:tcPr>
           <w:p>
             <w:pPr>
-              <w:spacing w:after="30"/>
-            </w:pPr>
-            <w:r>
-              <w:rPr>
-                <w:rFonts w:ascii="Arial" w:cs="Arial" w:eastAsia="Arial" w:hAnsi="Arial"/>
-                <w:b w:val="false"/>
-                <w:bCs w:val="false"/>
-                <w:i w:val="false"/>
-                <w:iCs w:val="false"/>
-                <w:sz w:val="18"/>
-                <w:szCs w:val="18"/>
+              <w:spacing w:after="48"/>
+            </w:pPr>
+            <w:r>
+              <w:rPr>
+                <w:rFonts w:ascii="Arial" w:cs="Arial" w:eastAsia="Arial" w:hAnsi="Arial"/>
+                <w:b w:val="false"/>
+                <w:bCs w:val="false"/>
+                <w:i w:val="false"/>
+                <w:iCs w:val="false"/>
+                <w:sz w:val="26"/>
+                <w:szCs w:val="26"/>
               </w:rPr>
               <w:t xml:space="preserve">Le compte de jeu de Loïc a été piraté : son pseudo insulte ses amis, ses objets ont disparu. Son mot de passe ? « loic2013 ». Il l'utilisait aussi pour sa messagerie…</w:t>
             </w:r>
@@ -617,8 +617,8 @@
                 <w:bCs/>
                 <w:i/>
                 <w:iCs/>
-                <w:sz w:val="18"/>
-                <w:szCs w:val="18"/>
+                <w:sz w:val="26"/>
+                <w:szCs w:val="26"/>
               </w:rPr>
               <w:t xml:space="preserve">PROBLÉMATIQUE : Comment protéger efficacement mes comptes ?</w:t>
             </w:r>
@@ -628,7 +628,7 @@
     </w:tbl>
     <w:p>
       <w:pPr>
-        <w:spacing w:after="80"/>
+        <w:spacing w:after="128"/>
       </w:pPr>
     </w:p>
     <w:tbl>
@@ -676,8 +676,8 @@
                 <w:bCs/>
                 <w:i w:val="false"/>
                 <w:iCs w:val="false"/>
-                <w:sz w:val="20"/>
-                <w:szCs w:val="20"/>
+                <w:sz w:val="28"/>
+                <w:szCs w:val="28"/>
               </w:rPr>
               <w:t xml:space="preserve">PARTIE 1 — Autopsie d'un piratage : du plus faible au plus fort</w:t>
             </w:r>
@@ -687,12 +687,12 @@
     </w:tbl>
     <w:p>
       <w:pPr>
-        <w:spacing w:after="40"/>
+        <w:spacing w:after="64"/>
       </w:pPr>
     </w:p>
     <w:p>
       <w:pPr>
-        <w:spacing w:after="60"/>
+        <w:spacing w:after="96"/>
       </w:pPr>
       <w:r>
         <w:rPr>
@@ -701,8 +701,8 @@
           <w:bCs/>
           <w:i w:val="false"/>
           <w:iCs w:val="false"/>
-          <w:sz w:val="18"/>
-          <w:szCs w:val="18"/>
+          <w:sz w:val="26"/>
+          <w:szCs w:val="26"/>
         </w:rPr>
         <w:t xml:space="preserve">➤ </w:t>
       </w:r>
@@ -713,8 +713,8 @@
           <w:bCs w:val="false"/>
           <w:i w:val="false"/>
           <w:iCs w:val="false"/>
-          <w:sz w:val="18"/>
-          <w:szCs w:val="18"/>
+          <w:sz w:val="26"/>
+          <w:szCs w:val="26"/>
         </w:rPr>
         <w:t xml:space="preserve">Classe ces 6 mots de passe du plus FAIBLE (1) au plus FORT (6). Aide-toi du tableau projeté « temps pour casser un mot de passe ».</w:t>
       </w:r>
@@ -765,8 +765,8 @@
                 <w:bCs/>
                 <w:i w:val="false"/>
                 <w:iCs w:val="false"/>
-                <w:sz w:val="16"/>
-                <w:szCs w:val="16"/>
+                <w:sz w:val="24"/>
+                <w:szCs w:val="24"/>
               </w:rPr>
               <w:t xml:space="preserve">Rang</w:t>
             </w:r>
@@ -801,8 +801,8 @@
                 <w:bCs/>
                 <w:i w:val="false"/>
                 <w:iCs w:val="false"/>
-                <w:sz w:val="16"/>
-                <w:szCs w:val="16"/>
+                <w:sz w:val="24"/>
+                <w:szCs w:val="24"/>
               </w:rPr>
               <w:t xml:space="preserve">Mot de passe</w:t>
             </w:r>
@@ -838,8 +838,8 @@
                 <w:bCs w:val="false"/>
                 <w:i w:val="false"/>
                 <w:iCs w:val="false"/>
-                <w:sz w:val="16"/>
-                <w:szCs w:val="16"/>
+                <w:sz w:val="24"/>
+                <w:szCs w:val="24"/>
               </w:rPr>
               <w:t xml:space="preserve">......</w:t>
             </w:r>
@@ -873,8 +873,8 @@
                 <w:bCs w:val="false"/>
                 <w:i w:val="false"/>
                 <w:iCs w:val="false"/>
-                <w:sz w:val="16"/>
-                <w:szCs w:val="16"/>
+                <w:sz w:val="24"/>
+                <w:szCs w:val="24"/>
               </w:rPr>
               <w:t xml:space="preserve">Chat!</w:t>
             </w:r>
@@ -910,8 +910,8 @@
                 <w:bCs w:val="false"/>
                 <w:i w:val="false"/>
                 <w:iCs w:val="false"/>
-                <w:sz w:val="16"/>
-                <w:szCs w:val="16"/>
+                <w:sz w:val="24"/>
+                <w:szCs w:val="24"/>
               </w:rPr>
               <w:t xml:space="preserve">......</w:t>
             </w:r>
@@ -945,8 +945,8 @@
                 <w:bCs w:val="false"/>
                 <w:i w:val="false"/>
                 <w:iCs w:val="false"/>
-                <w:sz w:val="16"/>
-                <w:szCs w:val="16"/>
+                <w:sz w:val="24"/>
+                <w:szCs w:val="24"/>
               </w:rPr>
               <w:t xml:space="preserve">Vélo-Bleu-Mange-3-Nuages!</w:t>
             </w:r>
@@ -982,8 +982,8 @@
                 <w:bCs w:val="false"/>
                 <w:i w:val="false"/>
                 <w:iCs w:val="false"/>
-                <w:sz w:val="16"/>
-                <w:szCs w:val="16"/>
+                <w:sz w:val="24"/>
+                <w:szCs w:val="24"/>
               </w:rPr>
               <w:t xml:space="preserve">......</w:t>
             </w:r>
@@ -1017,8 +1017,8 @@
                 <w:bCs w:val="false"/>
                 <w:i w:val="false"/>
                 <w:iCs w:val="false"/>
-                <w:sz w:val="16"/>
-                <w:szCs w:val="16"/>
+                <w:sz w:val="24"/>
+                <w:szCs w:val="24"/>
               </w:rPr>
               <w:t xml:space="preserve">123456</w:t>
             </w:r>
@@ -1054,8 +1054,8 @@
                 <w:bCs w:val="false"/>
                 <w:i w:val="false"/>
                 <w:iCs w:val="false"/>
-                <w:sz w:val="16"/>
-                <w:szCs w:val="16"/>
+                <w:sz w:val="24"/>
+                <w:szCs w:val="24"/>
               </w:rPr>
               <w:t xml:space="preserve">......</w:t>
             </w:r>
@@ -1089,8 +1089,8 @@
                 <w:bCs w:val="false"/>
                 <w:i w:val="false"/>
                 <w:iCs w:val="false"/>
-                <w:sz w:val="16"/>
-                <w:szCs w:val="16"/>
+                <w:sz w:val="24"/>
+                <w:szCs w:val="24"/>
               </w:rPr>
               <w:t xml:space="preserve">jaimelefoot</w:t>
             </w:r>
@@ -1126,8 +1126,8 @@
                 <w:bCs w:val="false"/>
                 <w:i w:val="false"/>
                 <w:iCs w:val="false"/>
-                <w:sz w:val="16"/>
-                <w:szCs w:val="16"/>
+                <w:sz w:val="24"/>
+                <w:szCs w:val="24"/>
               </w:rPr>
               <w:t xml:space="preserve">......</w:t>
             </w:r>
@@ -1161,8 +1161,8 @@
                 <w:bCs w:val="false"/>
                 <w:i w:val="false"/>
                 <w:iCs w:val="false"/>
-                <w:sz w:val="16"/>
-                <w:szCs w:val="16"/>
+                <w:sz w:val="24"/>
+                <w:szCs w:val="24"/>
               </w:rPr>
               <w:t xml:space="preserve">K7#pLm2$</w:t>
             </w:r>
@@ -1198,8 +1198,8 @@
                 <w:bCs w:val="false"/>
                 <w:i w:val="false"/>
                 <w:iCs w:val="false"/>
-                <w:sz w:val="16"/>
-                <w:szCs w:val="16"/>
+                <w:sz w:val="24"/>
+                <w:szCs w:val="24"/>
               </w:rPr>
               <w:t xml:space="preserve">......</w:t>
             </w:r>
@@ -1233,8 +1233,8 @@
                 <w:bCs w:val="false"/>
                 <w:i w:val="false"/>
                 <w:iCs w:val="false"/>
-                <w:sz w:val="16"/>
-                <w:szCs w:val="16"/>
+                <w:sz w:val="24"/>
+                <w:szCs w:val="24"/>
               </w:rPr>
               <w:t xml:space="preserve">loic2013</w:t>
             </w:r>
@@ -1244,7 +1244,7 @@
     </w:tbl>
     <w:p>
       <w:pPr>
-        <w:spacing w:after="30" w:before="60"/>
+        <w:spacing w:after="48" w:before="60"/>
       </w:pPr>
       <w:r>
         <w:rPr>
@@ -1253,15 +1253,15 @@
           <w:bCs w:val="false"/>
           <w:i w:val="false"/>
           <w:iCs w:val="false"/>
-          <w:sz w:val="16"/>
-          <w:szCs w:val="16"/>
+          <w:sz w:val="24"/>
+          <w:szCs w:val="24"/>
         </w:rPr>
         <w:t xml:space="preserve">1a. Qu'est-ce qui rend un mot de passe vraiment difficile à casser : sa longueur ou ses symboles ? Justifie avec le tableau projeté.</w:t>
       </w:r>
     </w:p>
     <w:p>
       <w:pPr>
-        <w:spacing w:after="60"/>
+        <w:spacing w:after="96"/>
       </w:pPr>
       <w:r>
         <w:rPr>
@@ -1270,15 +1270,15 @@
           <w:bCs w:val="false"/>
           <w:i w:val="false"/>
           <w:iCs w:val="false"/>
-          <w:sz w:val="16"/>
-          <w:szCs w:val="16"/>
+          <w:sz w:val="24"/>
+          <w:szCs w:val="24"/>
         </w:rPr>
-        <w:t xml:space="preserve">......................................................................................................................</w:t>
+        <w:t xml:space="preserve">.............................................................................</w:t>
       </w:r>
     </w:p>
     <w:p>
       <w:pPr>
-        <w:spacing w:after="40"/>
+        <w:spacing w:after="64"/>
       </w:pPr>
     </w:p>
     <w:tbl>
@@ -1326,8 +1326,8 @@
                 <w:bCs/>
                 <w:i w:val="false"/>
                 <w:iCs w:val="false"/>
-                <w:sz w:val="20"/>
-                <w:szCs w:val="20"/>
+                <w:sz w:val="28"/>
+                <w:szCs w:val="28"/>
               </w:rPr>
               <w:t xml:space="preserve">PARTIE 2 — Ma méthode : la phrase de passe</w:t>
             </w:r>
@@ -1337,12 +1337,12 @@
     </w:tbl>
     <w:p>
       <w:pPr>
-        <w:spacing w:after="40"/>
+        <w:spacing w:after="64"/>
       </w:pPr>
     </w:p>
     <w:p>
       <w:pPr>
-        <w:spacing w:after="60"/>
+        <w:spacing w:after="96"/>
       </w:pPr>
       <w:r>
         <w:rPr>
@@ -1351,8 +1351,8 @@
           <w:bCs/>
           <w:i w:val="false"/>
           <w:iCs w:val="false"/>
-          <w:sz w:val="18"/>
-          <w:szCs w:val="18"/>
+          <w:sz w:val="26"/>
+          <w:szCs w:val="26"/>
         </w:rPr>
         <w:t xml:space="preserve">➤ </w:t>
       </w:r>
@@ -1363,15 +1363,15 @@
           <w:bCs w:val="false"/>
           <w:i w:val="false"/>
           <w:iCs w:val="false"/>
-          <w:sz w:val="18"/>
-          <w:szCs w:val="18"/>
+          <w:sz w:val="26"/>
+          <w:szCs w:val="26"/>
         </w:rPr>
         <w:t xml:space="preserve">Fabrique une phrase de passe (fictive, ne l'utilise pas vraiment ici !) avec la recette : 4 mots qui font une image + 1 chiffre + 1 symbole.</w:t>
       </w:r>
     </w:p>
     <w:p>
       <w:pPr>
-        <w:spacing w:after="50"/>
+        <w:spacing w:after="80"/>
       </w:pPr>
       <w:r>
         <w:rPr>
@@ -1380,15 +1380,15 @@
           <w:bCs w:val="false"/>
           <w:i w:val="false"/>
           <w:iCs w:val="false"/>
-          <w:sz w:val="16"/>
-          <w:szCs w:val="16"/>
+          <w:sz w:val="24"/>
+          <w:szCs w:val="24"/>
         </w:rPr>
-        <w:t xml:space="preserve">Ma phrase de passe d'entraînement : ............................................................................................................</w:t>
+        <w:t xml:space="preserve">Ma phrase de passe d'entraînement : ......................................................................</w:t>
       </w:r>
     </w:p>
     <w:p>
       <w:pPr>
-        <w:spacing w:after="30"/>
+        <w:spacing w:after="48"/>
       </w:pPr>
       <w:r>
         <w:rPr>
@@ -1397,15 +1397,15 @@
           <w:bCs/>
           <w:i w:val="false"/>
           <w:iCs w:val="false"/>
-          <w:sz w:val="16"/>
-          <w:szCs w:val="16"/>
+          <w:sz w:val="24"/>
+          <w:szCs w:val="24"/>
         </w:rPr>
         <w:t xml:space="preserve">Je vérifie :</w:t>
       </w:r>
     </w:p>
     <w:p>
       <w:pPr>
-        <w:spacing w:after="50"/>
+        <w:spacing w:after="80"/>
       </w:pPr>
       <w:r>
         <w:rPr>
@@ -1414,8 +1414,8 @@
           <w:bCs w:val="false"/>
           <w:i w:val="false"/>
           <w:iCs w:val="false"/>
-          <w:sz w:val="18"/>
-          <w:szCs w:val="18"/>
+          <w:sz w:val="26"/>
+          <w:szCs w:val="26"/>
         </w:rPr>
         <w:t xml:space="preserve">☐ </w:t>
       </w:r>
@@ -1426,8 +1426,8 @@
           <w:bCs w:val="false"/>
           <w:i w:val="false"/>
           <w:iCs w:val="false"/>
-          <w:sz w:val="18"/>
-          <w:szCs w:val="18"/>
+          <w:sz w:val="26"/>
+          <w:szCs w:val="26"/>
         </w:rPr>
         <w:t xml:space="preserve">Au moins 12 caractères   </w:t>
       </w:r>
@@ -1438,8 +1438,8 @@
           <w:bCs w:val="false"/>
           <w:i w:val="false"/>
           <w:iCs w:val="false"/>
-          <w:sz w:val="18"/>
-          <w:szCs w:val="18"/>
+          <w:sz w:val="26"/>
+          <w:szCs w:val="26"/>
         </w:rPr>
         <w:t xml:space="preserve">☐ </w:t>
       </w:r>
@@ -1450,8 +1450,8 @@
           <w:bCs w:val="false"/>
           <w:i w:val="false"/>
           <w:iCs w:val="false"/>
-          <w:sz w:val="18"/>
-          <w:szCs w:val="18"/>
+          <w:sz w:val="26"/>
+          <w:szCs w:val="26"/>
         </w:rPr>
         <w:t xml:space="preserve">4 mots ou plus   </w:t>
       </w:r>
@@ -1462,8 +1462,8 @@
           <w:bCs w:val="false"/>
           <w:i w:val="false"/>
           <w:iCs w:val="false"/>
-          <w:sz w:val="18"/>
-          <w:szCs w:val="18"/>
+          <w:sz w:val="26"/>
+          <w:szCs w:val="26"/>
         </w:rPr>
         <w:t xml:space="preserve">☐ </w:t>
       </w:r>
@@ -1474,8 +1474,8 @@
           <w:bCs w:val="false"/>
           <w:i w:val="false"/>
           <w:iCs w:val="false"/>
-          <w:sz w:val="18"/>
-          <w:szCs w:val="18"/>
+          <w:sz w:val="26"/>
+          <w:szCs w:val="26"/>
         </w:rPr>
         <w:t xml:space="preserve">1 chiffre   </w:t>
       </w:r>
@@ -1486,8 +1486,8 @@
           <w:bCs w:val="false"/>
           <w:i w:val="false"/>
           <w:iCs w:val="false"/>
-          <w:sz w:val="18"/>
-          <w:szCs w:val="18"/>
+          <w:sz w:val="26"/>
+          <w:szCs w:val="26"/>
         </w:rPr>
         <w:t xml:space="preserve">☐ </w:t>
       </w:r>
@@ -1498,8 +1498,8 @@
           <w:bCs w:val="false"/>
           <w:i w:val="false"/>
           <w:iCs w:val="false"/>
-          <w:sz w:val="18"/>
-          <w:szCs w:val="18"/>
+          <w:sz w:val="26"/>
+          <w:szCs w:val="26"/>
         </w:rPr>
         <w:t xml:space="preserve">1 symbole   </w:t>
       </w:r>
@@ -1539,7 +1539,7 @@
           </w:tcPr>
           <w:p>
             <w:pPr>
-              <w:spacing w:after="40"/>
+              <w:spacing w:after="64"/>
             </w:pPr>
             <w:r>
               <w:rPr>
@@ -1548,44 +1548,44 @@
                 <w:bCs/>
                 <w:i w:val="false"/>
                 <w:iCs w:val="false"/>
-                <w:sz w:val="18"/>
-                <w:szCs w:val="18"/>
+                <w:sz w:val="26"/>
+                <w:szCs w:val="26"/>
               </w:rPr>
               <w:t xml:space="preserve">DÉFINITION — IDENTITÉ NUMÉRIQUE (à compléter ensemble)</w:t>
             </w:r>
           </w:p>
           <w:p>
             <w:pPr>
-              <w:spacing w:after="50"/>
-            </w:pPr>
-            <w:r>
-              <w:rPr>
-                <w:rFonts w:ascii="Arial" w:cs="Arial" w:eastAsia="Arial" w:hAnsi="Arial"/>
-                <w:b w:val="false"/>
-                <w:bCs w:val="false"/>
-                <w:i w:val="false"/>
-                <w:iCs w:val="false"/>
-                <w:sz w:val="16"/>
-                <w:szCs w:val="16"/>
-              </w:rPr>
-              <w:t xml:space="preserve">................................................................................................................</w:t>
-            </w:r>
-          </w:p>
-          <w:p>
-            <w:pPr>
-              <w:spacing w:after="50"/>
-            </w:pPr>
-            <w:r>
-              <w:rPr>
-                <w:rFonts w:ascii="Arial" w:cs="Arial" w:eastAsia="Arial" w:hAnsi="Arial"/>
-                <w:b w:val="false"/>
-                <w:bCs w:val="false"/>
-                <w:i w:val="false"/>
-                <w:iCs w:val="false"/>
-                <w:sz w:val="16"/>
-                <w:szCs w:val="16"/>
-              </w:rPr>
-              <w:t xml:space="preserve">................................................................................................................</w:t>
+              <w:spacing w:after="80"/>
+            </w:pPr>
+            <w:r>
+              <w:rPr>
+                <w:rFonts w:ascii="Arial" w:cs="Arial" w:eastAsia="Arial" w:hAnsi="Arial"/>
+                <w:b w:val="false"/>
+                <w:bCs w:val="false"/>
+                <w:i w:val="false"/>
+                <w:iCs w:val="false"/>
+                <w:sz w:val="24"/>
+                <w:szCs w:val="24"/>
+              </w:rPr>
+              <w:t xml:space="preserve">.........................................................................</w:t>
+            </w:r>
+          </w:p>
+          <w:p>
+            <w:pPr>
+              <w:spacing w:after="80"/>
+            </w:pPr>
+            <w:r>
+              <w:rPr>
+                <w:rFonts w:ascii="Arial" w:cs="Arial" w:eastAsia="Arial" w:hAnsi="Arial"/>
+                <w:b w:val="false"/>
+                <w:bCs w:val="false"/>
+                <w:i w:val="false"/>
+                <w:iCs w:val="false"/>
+                <w:sz w:val="24"/>
+                <w:szCs w:val="24"/>
+              </w:rPr>
+              <w:t xml:space="preserve">.........................................................................</w:t>
             </w:r>
           </w:p>
         </w:tc>
@@ -1593,7 +1593,7 @@
     </w:tbl>
     <w:p>
       <w:pPr>
-        <w:spacing w:after="50"/>
+        <w:spacing w:after="80"/>
       </w:pPr>
     </w:p>
     <w:tbl>
@@ -1641,8 +1641,8 @@
                 <w:bCs/>
                 <w:i w:val="false"/>
                 <w:iCs w:val="false"/>
-                <w:sz w:val="20"/>
-                <w:szCs w:val="20"/>
+                <w:sz w:val="28"/>
+                <w:szCs w:val="28"/>
               </w:rPr>
               <w:t xml:space="preserve">PARTIE 3 — Les règles d'or  (séance en groupe)</w:t>
             </w:r>
@@ -1652,12 +1652,12 @@
     </w:tbl>
     <w:p>
       <w:pPr>
-        <w:spacing w:after="40"/>
+        <w:spacing w:after="64"/>
       </w:pPr>
     </w:p>
     <w:p>
       <w:pPr>
-        <w:spacing w:after="60"/>
+        <w:spacing w:after="96"/>
       </w:pPr>
       <w:r>
         <w:rPr>
@@ -1666,8 +1666,8 @@
           <w:bCs/>
           <w:i w:val="false"/>
           <w:iCs w:val="false"/>
-          <w:sz w:val="18"/>
-          <w:szCs w:val="18"/>
+          <w:sz w:val="26"/>
+          <w:szCs w:val="26"/>
         </w:rPr>
         <w:t xml:space="preserve">➤ </w:t>
       </w:r>
@@ -1678,8 +1678,8 @@
           <w:bCs w:val="false"/>
           <w:i w:val="false"/>
           <w:iCs w:val="false"/>
-          <w:sz w:val="18"/>
-          <w:szCs w:val="18"/>
+          <w:sz w:val="26"/>
+          <w:szCs w:val="26"/>
         </w:rPr>
         <w:t xml:space="preserve">Vrai ou faux ? Puis, sur l'ordinateur, mets en page l'affichette « Mes 3 règles d'or » (modèle projeté).</w:t>
       </w:r>
@@ -1730,8 +1730,8 @@
                 <w:bCs/>
                 <w:i w:val="false"/>
                 <w:iCs w:val="false"/>
-                <w:sz w:val="16"/>
-                <w:szCs w:val="16"/>
+                <w:sz w:val="24"/>
+                <w:szCs w:val="24"/>
               </w:rPr>
               <w:t xml:space="preserve">Affirmation</w:t>
             </w:r>
@@ -1766,8 +1766,8 @@
                 <w:bCs/>
                 <w:i w:val="false"/>
                 <w:iCs w:val="false"/>
-                <w:sz w:val="16"/>
-                <w:szCs w:val="16"/>
+                <w:sz w:val="24"/>
+                <w:szCs w:val="24"/>
               </w:rPr>
               <w:t xml:space="preserve">Réponse</w:t>
             </w:r>
@@ -1803,8 +1803,8 @@
                 <w:bCs w:val="false"/>
                 <w:i w:val="false"/>
                 <w:iCs w:val="false"/>
-                <w:sz w:val="16"/>
-                <w:szCs w:val="16"/>
+                <w:sz w:val="24"/>
+                <w:szCs w:val="24"/>
               </w:rPr>
               <w:t xml:space="preserve">Je peux donner mon mot de passe à mon meilleur ami.</w:t>
             </w:r>
@@ -1838,8 +1838,8 @@
                 <w:bCs w:val="false"/>
                 <w:i w:val="false"/>
                 <w:iCs w:val="false"/>
-                <w:sz w:val="16"/>
-                <w:szCs w:val="16"/>
+                <w:sz w:val="24"/>
+                <w:szCs w:val="24"/>
               </w:rPr>
               <w:t xml:space="preserve">☐ VRAI   ☐ FAUX</w:t>
             </w:r>
@@ -1875,8 +1875,8 @@
                 <w:bCs w:val="false"/>
                 <w:i w:val="false"/>
                 <w:iCs w:val="false"/>
-                <w:sz w:val="16"/>
-                <w:szCs w:val="16"/>
+                <w:sz w:val="24"/>
+                <w:szCs w:val="24"/>
               </w:rPr>
               <w:t xml:space="preserve">Un mot de passe différent pour chaque compte important.</w:t>
             </w:r>
@@ -1910,8 +1910,8 @@
                 <w:bCs w:val="false"/>
                 <w:i w:val="false"/>
                 <w:iCs w:val="false"/>
-                <w:sz w:val="16"/>
-                <w:szCs w:val="16"/>
+                <w:sz w:val="24"/>
+                <w:szCs w:val="24"/>
               </w:rPr>
               <w:t xml:space="preserve">☐ VRAI   ☐ FAUX</w:t>
             </w:r>
@@ -1947,8 +1947,8 @@
                 <w:bCs w:val="false"/>
                 <w:i w:val="false"/>
                 <w:iCs w:val="false"/>
-                <w:sz w:val="16"/>
-                <w:szCs w:val="16"/>
+                <w:sz w:val="24"/>
+                <w:szCs w:val="24"/>
               </w:rPr>
               <w:t xml:space="preserve">« azerty » est un bon mot de passe car facile à retenir.</w:t>
             </w:r>
@@ -1982,8 +1982,8 @@
                 <w:bCs w:val="false"/>
                 <w:i w:val="false"/>
                 <w:iCs w:val="false"/>
-                <w:sz w:val="16"/>
-                <w:szCs w:val="16"/>
+                <w:sz w:val="24"/>
+                <w:szCs w:val="24"/>
               </w:rPr>
               <w:t xml:space="preserve">☐ VRAI   ☐ FAUX</w:t>
             </w:r>
@@ -2019,8 +2019,8 @@
                 <w:bCs w:val="false"/>
                 <w:i w:val="false"/>
                 <w:iCs w:val="false"/>
-                <w:sz w:val="16"/>
-                <w:szCs w:val="16"/>
+                <w:sz w:val="24"/>
+                <w:szCs w:val="24"/>
               </w:rPr>
               <w:t xml:space="preserve">La double vérification (code reçu sur téléphone) renforce la protection.</w:t>
             </w:r>
@@ -2054,8 +2054,8 @@
                 <w:bCs w:val="false"/>
                 <w:i w:val="false"/>
                 <w:iCs w:val="false"/>
-                <w:sz w:val="16"/>
-                <w:szCs w:val="16"/>
+                <w:sz w:val="24"/>
+                <w:szCs w:val="24"/>
               </w:rPr>
               <w:t xml:space="preserve">☐ VRAI   ☐ FAUX</w:t>
             </w:r>
@@ -2065,7 +2065,7 @@
     </w:tbl>
     <w:p>
       <w:pPr>
-        <w:spacing w:after="40" w:before="60"/>
+        <w:spacing w:after="64" w:before="60"/>
       </w:pPr>
       <w:r>
         <w:rPr>
@@ -2074,8 +2074,8 @@
           <w:bCs w:val="false"/>
           <w:i w:val="false"/>
           <w:iCs w:val="false"/>
-          <w:sz w:val="18"/>
-          <w:szCs w:val="18"/>
+          <w:sz w:val="26"/>
+          <w:szCs w:val="26"/>
         </w:rPr>
         <w:t xml:space="preserve">☐ </w:t>
       </w:r>
@@ -2086,8 +2086,8 @@
           <w:bCs w:val="false"/>
           <w:i w:val="false"/>
           <w:iCs w:val="false"/>
-          <w:sz w:val="18"/>
-          <w:szCs w:val="18"/>
+          <w:sz w:val="26"/>
+          <w:szCs w:val="26"/>
         </w:rPr>
         <w:t xml:space="preserve">Mon affichette « 3 règles d'or » est enregistrée dans TECHNO/SEQ04 sous le nom NOM_S4A01. ✋   </w:t>
       </w:r>
@@ -2128,7 +2128,7 @@
           </w:tcPr>
           <w:p>
             <w:pPr>
-              <w:spacing w:after="60"/>
+              <w:spacing w:after="96"/>
             </w:pPr>
             <w:r>
               <w:rPr>
@@ -2137,61 +2137,61 @@
                 <w:bCs/>
                 <w:i w:val="false"/>
                 <w:iCs w:val="false"/>
-                <w:sz w:val="20"/>
-                <w:szCs w:val="20"/>
+                <w:sz w:val="28"/>
+                <w:szCs w:val="28"/>
               </w:rPr>
               <w:t xml:space="preserve">BILAN — Ce que je retiens</w:t>
             </w:r>
           </w:p>
           <w:p>
             <w:pPr>
-              <w:spacing w:after="60"/>
-            </w:pPr>
-            <w:r>
-              <w:rPr>
-                <w:rFonts w:ascii="Arial" w:cs="Arial" w:eastAsia="Arial" w:hAnsi="Arial"/>
-                <w:b w:val="false"/>
-                <w:bCs w:val="false"/>
-                <w:i w:val="false"/>
-                <w:iCs w:val="false"/>
-                <w:sz w:val="18"/>
-                <w:szCs w:val="18"/>
-              </w:rPr>
-              <w:t xml:space="preserve">Un mot de passe fort est avant tout ...................................... (12 caractères ou plus) : la phrase de passe est idéale.</w:t>
-            </w:r>
-          </w:p>
-          <w:p>
-            <w:pPr>
-              <w:spacing w:after="60"/>
-            </w:pPr>
-            <w:r>
-              <w:rPr>
-                <w:rFonts w:ascii="Arial" w:cs="Arial" w:eastAsia="Arial" w:hAnsi="Arial"/>
-                <w:b w:val="false"/>
-                <w:bCs w:val="false"/>
-                <w:i w:val="false"/>
-                <w:iCs w:val="false"/>
-                <w:sz w:val="18"/>
-                <w:szCs w:val="18"/>
-              </w:rPr>
-              <w:t xml:space="preserve">Je ne ...................................... jamais mon mot de passe, même à un ami.</w:t>
-            </w:r>
-          </w:p>
-          <w:p>
-            <w:pPr>
-              <w:spacing w:after="60"/>
-            </w:pPr>
-            <w:r>
-              <w:rPr>
-                <w:rFonts w:ascii="Arial" w:cs="Arial" w:eastAsia="Arial" w:hAnsi="Arial"/>
-                <w:b w:val="false"/>
-                <w:bCs w:val="false"/>
-                <w:i w:val="false"/>
-                <w:iCs w:val="false"/>
-                <w:sz w:val="18"/>
-                <w:szCs w:val="18"/>
-              </w:rPr>
-              <w:t xml:space="preserve">Mon identité numérique, c'est tout ce que le réseau sait de ...................................... .</w:t>
+              <w:spacing w:after="96"/>
+            </w:pPr>
+            <w:r>
+              <w:rPr>
+                <w:rFonts w:ascii="Arial" w:cs="Arial" w:eastAsia="Arial" w:hAnsi="Arial"/>
+                <w:b w:val="false"/>
+                <w:bCs w:val="false"/>
+                <w:i w:val="false"/>
+                <w:iCs w:val="false"/>
+                <w:sz w:val="26"/>
+                <w:szCs w:val="26"/>
+              </w:rPr>
+              <w:t xml:space="preserve">Un mot de passe fort est avant tout ..................... (12 caractères ou plus) : la phrase de passe est idéale.</w:t>
+            </w:r>
+          </w:p>
+          <w:p>
+            <w:pPr>
+              <w:spacing w:after="96"/>
+            </w:pPr>
+            <w:r>
+              <w:rPr>
+                <w:rFonts w:ascii="Arial" w:cs="Arial" w:eastAsia="Arial" w:hAnsi="Arial"/>
+                <w:b w:val="false"/>
+                <w:bCs w:val="false"/>
+                <w:i w:val="false"/>
+                <w:iCs w:val="false"/>
+                <w:sz w:val="26"/>
+                <w:szCs w:val="26"/>
+              </w:rPr>
+              <w:t xml:space="preserve">Je ne ..................... jamais mon mot de passe, même à un ami.</w:t>
+            </w:r>
+          </w:p>
+          <w:p>
+            <w:pPr>
+              <w:spacing w:after="96"/>
+            </w:pPr>
+            <w:r>
+              <w:rPr>
+                <w:rFonts w:ascii="Arial" w:cs="Arial" w:eastAsia="Arial" w:hAnsi="Arial"/>
+                <w:b w:val="false"/>
+                <w:bCs w:val="false"/>
+                <w:i w:val="false"/>
+                <w:iCs w:val="false"/>
+                <w:sz w:val="26"/>
+                <w:szCs w:val="26"/>
+              </w:rPr>
+              <w:t xml:space="preserve">Mon identité numérique, c'est tout ce que le réseau sait de ..................... .</w:t>
             </w:r>
           </w:p>
         </w:tc>
@@ -2209,8 +2209,8 @@
           <w:bCs w:val="false"/>
           <w:i/>
           <w:iCs/>
-          <w:sz w:val="16"/>
-          <w:szCs w:val="16"/>
+          <w:sz w:val="24"/>
+          <w:szCs w:val="24"/>
         </w:rPr>
         <w:t xml:space="preserve">« Un bon mot de passe est une phrase que je suis seul à connaître. »</w:t>
       </w:r>
@@ -2363,8 +2363,8 @@
     <w:rPrDefault>
       <w:rPr>
         <w:rFonts w:ascii="Arial" w:cs="Arial" w:eastAsia="Arial" w:hAnsi="Arial"/>
-        <w:sz w:val="18"/>
-        <w:szCs w:val="18"/>
+        <w:sz w:val="24"/>
+        <w:szCs w:val="24"/>
       </w:rPr>
     </w:rPrDefault>
     <w:pPrDefault/>

--- a/public/2026/seq04/FICHE_S4-A01_MotsDePasse_5eme.docx
+++ b/public/2026/seq04/FICHE_S4-A01_MotsDePasse_5eme.docx
@@ -21,6 +21,9 @@
         <w:gridCol w:w="1200"/>
       </w:tblGrid>
       <w:tr>
+        <w:trPr>
+          <w:cantSplit/>
+        </w:trPr>
         <w:tc>
           <w:tcPr>
             <w:tcW w:type="dxa" w:w="1266"/>
@@ -210,6 +213,32 @@
               <w:t xml:space="preserve">ACTIVITÉ N°01</w:t>
             </w:r>
           </w:p>
+          <w:p>
+            <w:pPr>
+              <w:spacing w:after="0"/>
+            </w:pPr>
+            <w:r>
+              <w:rPr>
+                <w:rFonts w:ascii="Arial" w:cs="Arial" w:eastAsia="Arial" w:hAnsi="Arial"/>
+                <w:sz w:val="14"/>
+                <w:szCs w:val="14"/>
+              </w:rPr>
+              <w:t xml:space="preserve">NOM : ..............................</w:t>
+            </w:r>
+          </w:p>
+          <w:p>
+            <w:pPr>
+              <w:spacing w:after="0"/>
+            </w:pPr>
+            <w:r>
+              <w:rPr>
+                <w:rFonts w:ascii="Arial" w:cs="Arial" w:eastAsia="Arial" w:hAnsi="Arial"/>
+                <w:sz w:val="14"/>
+                <w:szCs w:val="14"/>
+              </w:rPr>
+              <w:t xml:space="preserve">PRÉNOM : .........................</w:t>
+            </w:r>
+          </w:p>
         </w:tc>
         <w:tc>
           <w:tcPr>
@@ -295,32 +324,36 @@
         </w:tblBorders>
       </w:tblPr>
       <w:tblGrid>
-        <w:gridCol w:w="2840"/>
-        <w:gridCol w:w="2840"/>
-        <w:gridCol w:w="1640"/>
-        <w:gridCol w:w="2040"/>
+        <w:gridCol w:w="9360"/>
       </w:tblGrid>
       <w:tr>
-        <w:tc>
-          <w:tcPr>
-            <w:tcW w:type="dxa" w:w="2840"/>
-            <w:tcBorders>
-              <w:top w:val="single" w:color="000000" w:sz="6"/>
-              <w:left w:val="single" w:color="000000" w:sz="6"/>
-              <w:bottom w:val="single" w:color="000000" w:sz="6"/>
-              <w:right w:val="single" w:color="000000" w:sz="6"/>
-            </w:tcBorders>
-            <w:tcMar>
-              <w:top w:type="dxa" w:w="40"/>
-              <w:left w:type="dxa" w:w="80"/>
-              <w:bottom w:type="dxa" w:w="40"/>
-              <w:right w:type="dxa" w:w="80"/>
-            </w:tcMar>
-            <w:vAlign w:val="center"/>
-          </w:tcPr>
-          <w:p>
-            <w:pPr>
-              <w:spacing w:after="0"/>
+        <w:trPr>
+          <w:cantSplit/>
+        </w:trPr>
+        <w:tc>
+          <w:tcPr>
+            <w:tcW w:type="dxa" w:w="9360"/>
+            <w:tcBorders>
+              <w:top w:val="single" w:color="000000" w:sz="6"/>
+              <w:left w:val="single" w:color="000000" w:sz="6"/>
+              <w:bottom w:val="single" w:color="000000" w:sz="6"/>
+              <w:right w:val="single" w:color="000000" w:sz="6"/>
+            </w:tcBorders>
+            <w:shd w:fill="D9D9D9" w:val="clear"/>
+            <w:tcMar>
+              <w:top w:type="dxa" w:w="40"/>
+              <w:left w:type="dxa" w:w="80"/>
+              <w:bottom w:type="dxa" w:w="40"/>
+              <w:right w:type="dxa" w:w="80"/>
+            </w:tcMar>
+            <w:vAlign w:val="center"/>
+          </w:tcPr>
+          <w:p>
+            <w:pPr>
+              <w:keepNext/>
+              <w:keepLines/>
+              <w:spacing w:after="0"/>
+              <w:jc w:val="center"/>
             </w:pPr>
             <w:r>
               <w:rPr>
@@ -329,163 +362,10 @@
                 <w:bCs/>
                 <w:i w:val="false"/>
                 <w:iCs w:val="false"/>
-                <w:sz w:val="24"/>
-                <w:szCs w:val="24"/>
-              </w:rPr>
-              <w:t xml:space="preserve">Nom : </w:t>
-            </w:r>
-            <w:r>
-              <w:rPr>
-                <w:rFonts w:ascii="Arial" w:cs="Arial" w:eastAsia="Arial" w:hAnsi="Arial"/>
-                <w:b w:val="false"/>
-                <w:bCs w:val="false"/>
-                <w:i w:val="false"/>
-                <w:iCs w:val="false"/>
-                <w:sz w:val="24"/>
-                <w:szCs w:val="24"/>
-              </w:rPr>
-              <w:t xml:space="preserve">...................</w:t>
-            </w:r>
-          </w:p>
-        </w:tc>
-        <w:tc>
-          <w:tcPr>
-            <w:tcW w:type="dxa" w:w="2840"/>
-            <w:tcBorders>
-              <w:top w:val="single" w:color="000000" w:sz="6"/>
-              <w:left w:val="single" w:color="000000" w:sz="6"/>
-              <w:bottom w:val="single" w:color="000000" w:sz="6"/>
-              <w:right w:val="single" w:color="000000" w:sz="6"/>
-            </w:tcBorders>
-            <w:tcMar>
-              <w:top w:type="dxa" w:w="40"/>
-              <w:left w:type="dxa" w:w="80"/>
-              <w:bottom w:type="dxa" w:w="40"/>
-              <w:right w:type="dxa" w:w="80"/>
-            </w:tcMar>
-            <w:vAlign w:val="center"/>
-          </w:tcPr>
-          <w:p>
-            <w:pPr>
-              <w:spacing w:after="0"/>
-            </w:pPr>
-            <w:r>
-              <w:rPr>
-                <w:rFonts w:ascii="Arial" w:cs="Arial" w:eastAsia="Arial" w:hAnsi="Arial"/>
-                <w:b/>
-                <w:bCs/>
-                <w:i w:val="false"/>
-                <w:iCs w:val="false"/>
-                <w:sz w:val="24"/>
-                <w:szCs w:val="24"/>
-              </w:rPr>
-              <w:t xml:space="preserve">Prénom : </w:t>
-            </w:r>
-            <w:r>
-              <w:rPr>
-                <w:rFonts w:ascii="Arial" w:cs="Arial" w:eastAsia="Arial" w:hAnsi="Arial"/>
-                <w:b w:val="false"/>
-                <w:bCs w:val="false"/>
-                <w:i w:val="false"/>
-                <w:iCs w:val="false"/>
-                <w:sz w:val="24"/>
-                <w:szCs w:val="24"/>
-              </w:rPr>
-              <w:t xml:space="preserve">................</w:t>
-            </w:r>
-          </w:p>
-        </w:tc>
-        <w:tc>
-          <w:tcPr>
-            <w:tcW w:type="dxa" w:w="1640"/>
-            <w:tcBorders>
-              <w:top w:val="single" w:color="000000" w:sz="6"/>
-              <w:left w:val="single" w:color="000000" w:sz="6"/>
-              <w:bottom w:val="single" w:color="000000" w:sz="6"/>
-              <w:right w:val="single" w:color="000000" w:sz="6"/>
-            </w:tcBorders>
-            <w:tcMar>
-              <w:top w:type="dxa" w:w="40"/>
-              <w:left w:type="dxa" w:w="80"/>
-              <w:bottom w:type="dxa" w:w="40"/>
-              <w:right w:type="dxa" w:w="80"/>
-            </w:tcMar>
-            <w:vAlign w:val="center"/>
-          </w:tcPr>
-          <w:p>
-            <w:pPr>
-              <w:spacing w:after="0"/>
-            </w:pPr>
-            <w:r>
-              <w:rPr>
-                <w:rFonts w:ascii="Arial" w:cs="Arial" w:eastAsia="Arial" w:hAnsi="Arial"/>
-                <w:b/>
-                <w:bCs/>
-                <w:i w:val="false"/>
-                <w:iCs w:val="false"/>
-                <w:sz w:val="24"/>
-                <w:szCs w:val="24"/>
-              </w:rPr>
-              <w:t xml:space="preserve">Classe : </w:t>
-            </w:r>
-            <w:r>
-              <w:rPr>
-                <w:rFonts w:ascii="Arial" w:cs="Arial" w:eastAsia="Arial" w:hAnsi="Arial"/>
-                <w:b w:val="false"/>
-                <w:bCs w:val="false"/>
-                <w:i w:val="false"/>
-                <w:iCs w:val="false"/>
-                <w:sz w:val="24"/>
-                <w:szCs w:val="24"/>
-              </w:rPr>
-              <w:t xml:space="preserve">......</w:t>
-            </w:r>
-          </w:p>
-        </w:tc>
-        <w:tc>
-          <w:tcPr>
-            <w:tcW w:type="dxa" w:w="2040"/>
-            <w:tcBorders>
-              <w:top w:val="single" w:color="000000" w:sz="6"/>
-              <w:left w:val="single" w:color="000000" w:sz="6"/>
-              <w:bottom w:val="single" w:color="000000" w:sz="6"/>
-              <w:right w:val="single" w:color="000000" w:sz="6"/>
-            </w:tcBorders>
-            <w:tcMar>
-              <w:top w:type="dxa" w:w="40"/>
-              <w:left w:type="dxa" w:w="80"/>
-              <w:bottom w:type="dxa" w:w="40"/>
-              <w:right w:type="dxa" w:w="80"/>
-            </w:tcMar>
-            <w:vAlign w:val="center"/>
-          </w:tcPr>
-          <w:p>
-            <w:pPr>
-              <w:spacing w:after="0"/>
-            </w:pPr>
-            <w:r>
-              <w:rPr>
-                <w:rFonts w:ascii="Arial" w:cs="Arial" w:eastAsia="Arial" w:hAnsi="Arial"/>
-                <w:b/>
-                <w:bCs/>
-                <w:i w:val="false"/>
-                <w:iCs w:val="false"/>
-                <w:sz w:val="24"/>
-                <w:szCs w:val="24"/>
-              </w:rPr>
-              <w:t xml:space="preserve">Maison : </w:t>
-            </w:r>
-            <w:r>
-              <w:rPr>
-                <w:rFonts w:ascii="Arial" w:cs="Arial" w:eastAsia="Arial" w:hAnsi="Arial"/>
-                <w:b w:val="false"/>
-                <w:bCs w:val="false"/>
-                <w:i w:val="false"/>
-                <w:iCs w:val="false"/>
-                <w:sz w:val="24"/>
-                <w:szCs w:val="24"/>
-              </w:rPr>
-              <w:t xml:space="preserve">......</w:t>
+                <w:sz w:val="32"/>
+                <w:szCs w:val="32"/>
+              </w:rPr>
+              <w:t xml:space="preserve">MOT DE PASSE : LA CLÉ DE MA VIE NUMÉRIQUE</w:t>
             </w:r>
           </w:p>
         </w:tc>
@@ -493,6 +373,8 @@
     </w:tbl>
     <w:p>
       <w:pPr>
+        <w:keepNext/>
+        <w:keepLines/>
         <w:spacing w:after="128"/>
       </w:pPr>
     </w:p>
@@ -512,66 +394,9 @@
         <w:gridCol w:w="9360"/>
       </w:tblGrid>
       <w:tr>
-        <w:tc>
-          <w:tcPr>
-            <w:tcW w:type="dxa" w:w="9360"/>
-            <w:tcBorders>
-              <w:top w:val="single" w:color="000000" w:sz="6"/>
-              <w:left w:val="single" w:color="000000" w:sz="6"/>
-              <w:bottom w:val="single" w:color="000000" w:sz="6"/>
-              <w:right w:val="single" w:color="000000" w:sz="6"/>
-            </w:tcBorders>
-            <w:shd w:fill="D9D9D9" w:val="clear"/>
-            <w:tcMar>
-              <w:top w:type="dxa" w:w="40"/>
-              <w:left w:type="dxa" w:w="80"/>
-              <w:bottom w:type="dxa" w:w="40"/>
-              <w:right w:type="dxa" w:w="80"/>
-            </w:tcMar>
-            <w:vAlign w:val="center"/>
-          </w:tcPr>
-          <w:p>
-            <w:pPr>
-              <w:spacing w:after="0"/>
-              <w:jc w:val="center"/>
-            </w:pPr>
-            <w:r>
-              <w:rPr>
-                <w:rFonts w:ascii="Arial" w:cs="Arial" w:eastAsia="Arial" w:hAnsi="Arial"/>
-                <w:b/>
-                <w:bCs/>
-                <w:i w:val="false"/>
-                <w:iCs w:val="false"/>
-                <w:sz w:val="32"/>
-                <w:szCs w:val="32"/>
-              </w:rPr>
-              <w:t xml:space="preserve">MOT DE PASSE : LA CLÉ DE MA VIE NUMÉRIQUE</w:t>
-            </w:r>
-          </w:p>
-        </w:tc>
-      </w:tr>
-    </w:tbl>
-    <w:p>
-      <w:pPr>
-        <w:spacing w:after="128"/>
-      </w:pPr>
-    </w:p>
-    <w:tbl>
-      <w:tblPr>
-        <w:tblW w:type="dxa" w:w="9360"/>
-        <w:tblBorders>
-          <w:top w:val="single" w:color="auto" w:sz="4"/>
-          <w:left w:val="single" w:color="auto" w:sz="4"/>
-          <w:bottom w:val="single" w:color="auto" w:sz="4"/>
-          <w:right w:val="single" w:color="auto" w:sz="4"/>
-          <w:insideH w:val="single" w:color="auto" w:sz="4"/>
-          <w:insideV w:val="single" w:color="auto" w:sz="4"/>
-        </w:tblBorders>
-      </w:tblPr>
-      <w:tblGrid>
-        <w:gridCol w:w="9360"/>
-      </w:tblGrid>
-      <w:tr>
+        <w:trPr>
+          <w:cantSplit/>
+        </w:trPr>
         <w:tc>
           <w:tcPr>
             <w:tcW w:type="dxa" w:w="9360"/>
@@ -591,6 +416,8 @@
           </w:tcPr>
           <w:p>
             <w:pPr>
+              <w:keepNext/>
+              <w:keepLines/>
               <w:spacing w:after="48"/>
             </w:pPr>
             <w:r>
@@ -608,6 +435,8 @@
           </w:p>
           <w:p>
             <w:pPr>
+              <w:keepNext/>
+              <w:keepLines/>
               <w:spacing w:after="0"/>
             </w:pPr>
             <w:r>
@@ -628,70 +457,35 @@
     </w:tbl>
     <w:p>
       <w:pPr>
-        <w:spacing w:after="128"/>
-      </w:pPr>
-    </w:p>
-    <w:tbl>
-      <w:tblPr>
-        <w:tblW w:type="dxa" w:w="9360"/>
-        <w:tblBorders>
-          <w:top w:val="single" w:color="auto" w:sz="4"/>
-          <w:left w:val="single" w:color="auto" w:sz="4"/>
-          <w:bottom w:val="single" w:color="auto" w:sz="4"/>
-          <w:right w:val="single" w:color="auto" w:sz="4"/>
-          <w:insideH w:val="single" w:color="auto" w:sz="4"/>
-          <w:insideV w:val="single" w:color="auto" w:sz="4"/>
-        </w:tblBorders>
-      </w:tblPr>
-      <w:tblGrid>
-        <w:gridCol w:w="9360"/>
-      </w:tblGrid>
-      <w:tr>
-        <w:tc>
-          <w:tcPr>
-            <w:tcW w:type="dxa" w:w="9360"/>
-            <w:tcBorders>
-              <w:top w:val="single" w:color="000000" w:sz="6"/>
-              <w:left w:val="single" w:color="000000" w:sz="6"/>
-              <w:bottom w:val="single" w:color="000000" w:sz="6"/>
-              <w:right w:val="single" w:color="000000" w:sz="6"/>
-            </w:tcBorders>
-            <w:shd w:fill="D9D9D9" w:val="clear"/>
-            <w:tcMar>
-              <w:top w:type="dxa" w:w="40"/>
-              <w:left w:type="dxa" w:w="80"/>
-              <w:bottom w:type="dxa" w:w="40"/>
-              <w:right w:type="dxa" w:w="80"/>
-            </w:tcMar>
-            <w:vAlign w:val="center"/>
-          </w:tcPr>
-          <w:p>
-            <w:pPr>
-              <w:spacing w:after="0"/>
-            </w:pPr>
-            <w:r>
-              <w:rPr>
-                <w:rFonts w:ascii="Arial" w:cs="Arial" w:eastAsia="Arial" w:hAnsi="Arial"/>
-                <w:b/>
-                <w:bCs/>
-                <w:i w:val="false"/>
-                <w:iCs w:val="false"/>
-                <w:sz w:val="28"/>
-                <w:szCs w:val="28"/>
-              </w:rPr>
-              <w:t xml:space="preserve">PARTIE 1 — Autopsie d'un piratage : du plus faible au plus fort</w:t>
-            </w:r>
-          </w:p>
-        </w:tc>
-      </w:tr>
-    </w:tbl>
-    <w:p>
-      <w:pPr>
-        <w:spacing w:after="64"/>
-      </w:pPr>
+        <w:keepNext/>
+        <w:keepLines/>
+        <w:pBdr>
+          <w:top w:val="single" w:color="000000" w:sz="6" w:space="4"/>
+          <w:left w:val="single" w:color="000000" w:sz="6" w:space="4"/>
+          <w:bottom w:val="single" w:color="000000" w:sz="6" w:space="4"/>
+          <w:right w:val="single" w:color="000000" w:sz="6" w:space="4"/>
+        </w:pBdr>
+        <w:shd w:val="clear" w:color="auto" w:fill="D9D9D9"/>
+        <w:spacing w:before="150" w:after="130"/>
+        <w:ind w:left="0" w:right="1106"/>
+      </w:pPr>
+      <w:r>
+        <w:rPr>
+          <w:rFonts w:ascii="Arial" w:cs="Arial" w:eastAsia="Arial" w:hAnsi="Arial"/>
+          <w:b/>
+          <w:bCs/>
+          <w:i w:val="false"/>
+          <w:iCs w:val="false"/>
+          <w:sz w:val="28"/>
+          <w:szCs w:val="28"/>
+        </w:rPr>
+        <w:t xml:space="preserve">PARTIE 1 — Autopsie d'un piratage : du plus faible au plus fort</w:t>
+      </w:r>
     </w:p>
     <w:p>
       <w:pPr>
+        <w:keepNext/>
+        <w:keepLines/>
         <w:spacing w:after="96"/>
       </w:pPr>
       <w:r>
@@ -736,6 +530,9 @@
         <w:gridCol w:w="8460"/>
       </w:tblGrid>
       <w:tr>
+        <w:trPr>
+          <w:cantSplit/>
+        </w:trPr>
         <w:tc>
           <w:tcPr>
             <w:tcW w:type="dxa" w:w="900"/>
@@ -756,6 +553,8 @@
           </w:tcPr>
           <w:p>
             <w:pPr>
+              <w:keepNext/>
+              <w:keepLines/>
               <w:spacing w:after="0"/>
             </w:pPr>
             <w:r>
@@ -792,6 +591,8 @@
           </w:tcPr>
           <w:p>
             <w:pPr>
+              <w:keepNext/>
+              <w:keepLines/>
               <w:spacing w:after="0"/>
             </w:pPr>
             <w:r>
@@ -810,6 +611,9 @@
         </w:tc>
       </w:tr>
       <w:tr>
+        <w:trPr>
+          <w:cantSplit/>
+        </w:trPr>
         <w:tc>
           <w:tcPr>
             <w:tcW w:type="dxa" w:w="900"/>
@@ -829,6 +633,8 @@
           </w:tcPr>
           <w:p>
             <w:pPr>
+              <w:keepNext/>
+              <w:keepLines/>
               <w:spacing w:after="0"/>
             </w:pPr>
             <w:r>
@@ -864,6 +670,8 @@
           </w:tcPr>
           <w:p>
             <w:pPr>
+              <w:keepNext/>
+              <w:keepLines/>
               <w:spacing w:after="0"/>
             </w:pPr>
             <w:r>
@@ -882,6 +690,9 @@
         </w:tc>
       </w:tr>
       <w:tr>
+        <w:trPr>
+          <w:cantSplit/>
+        </w:trPr>
         <w:tc>
           <w:tcPr>
             <w:tcW w:type="dxa" w:w="900"/>
@@ -901,6 +712,8 @@
           </w:tcPr>
           <w:p>
             <w:pPr>
+              <w:keepNext/>
+              <w:keepLines/>
               <w:spacing w:after="0"/>
             </w:pPr>
             <w:r>
@@ -936,6 +749,8 @@
           </w:tcPr>
           <w:p>
             <w:pPr>
+              <w:keepNext/>
+              <w:keepLines/>
               <w:spacing w:after="0"/>
             </w:pPr>
             <w:r>
@@ -954,6 +769,9 @@
         </w:tc>
       </w:tr>
       <w:tr>
+        <w:trPr>
+          <w:cantSplit/>
+        </w:trPr>
         <w:tc>
           <w:tcPr>
             <w:tcW w:type="dxa" w:w="900"/>
@@ -973,6 +791,8 @@
           </w:tcPr>
           <w:p>
             <w:pPr>
+              <w:keepNext/>
+              <w:keepLines/>
               <w:spacing w:after="0"/>
             </w:pPr>
             <w:r>
@@ -1008,6 +828,8 @@
           </w:tcPr>
           <w:p>
             <w:pPr>
+              <w:keepNext/>
+              <w:keepLines/>
               <w:spacing w:after="0"/>
             </w:pPr>
             <w:r>
@@ -1026,6 +848,9 @@
         </w:tc>
       </w:tr>
       <w:tr>
+        <w:trPr>
+          <w:cantSplit/>
+        </w:trPr>
         <w:tc>
           <w:tcPr>
             <w:tcW w:type="dxa" w:w="900"/>
@@ -1045,6 +870,8 @@
           </w:tcPr>
           <w:p>
             <w:pPr>
+              <w:keepNext/>
+              <w:keepLines/>
               <w:spacing w:after="0"/>
             </w:pPr>
             <w:r>
@@ -1080,6 +907,8 @@
           </w:tcPr>
           <w:p>
             <w:pPr>
+              <w:keepNext/>
+              <w:keepLines/>
               <w:spacing w:after="0"/>
             </w:pPr>
             <w:r>
@@ -1098,6 +927,9 @@
         </w:tc>
       </w:tr>
       <w:tr>
+        <w:trPr>
+          <w:cantSplit/>
+        </w:trPr>
         <w:tc>
           <w:tcPr>
             <w:tcW w:type="dxa" w:w="900"/>
@@ -1117,6 +949,8 @@
           </w:tcPr>
           <w:p>
             <w:pPr>
+              <w:keepNext/>
+              <w:keepLines/>
               <w:spacing w:after="0"/>
             </w:pPr>
             <w:r>
@@ -1152,6 +986,8 @@
           </w:tcPr>
           <w:p>
             <w:pPr>
+              <w:keepNext/>
+              <w:keepLines/>
               <w:spacing w:after="0"/>
             </w:pPr>
             <w:r>
@@ -1170,6 +1006,9 @@
         </w:tc>
       </w:tr>
       <w:tr>
+        <w:trPr>
+          <w:cantSplit/>
+        </w:trPr>
         <w:tc>
           <w:tcPr>
             <w:tcW w:type="dxa" w:w="900"/>
@@ -1278,8 +1117,196 @@
     </w:p>
     <w:p>
       <w:pPr>
-        <w:spacing w:after="64"/>
-      </w:pPr>
+        <w:keepNext/>
+        <w:keepLines/>
+        <w:pBdr>
+          <w:top w:val="single" w:color="000000" w:sz="6" w:space="4"/>
+          <w:left w:val="single" w:color="000000" w:sz="6" w:space="4"/>
+          <w:bottom w:val="single" w:color="000000" w:sz="6" w:space="4"/>
+          <w:right w:val="single" w:color="000000" w:sz="6" w:space="4"/>
+        </w:pBdr>
+        <w:shd w:val="clear" w:color="auto" w:fill="D9D9D9"/>
+        <w:spacing w:before="150" w:after="130"/>
+        <w:ind w:left="0" w:right="1106"/>
+      </w:pPr>
+      <w:r>
+        <w:rPr>
+          <w:rFonts w:ascii="Arial" w:cs="Arial" w:eastAsia="Arial" w:hAnsi="Arial"/>
+          <w:b/>
+          <w:bCs/>
+          <w:i w:val="false"/>
+          <w:iCs w:val="false"/>
+          <w:sz w:val="28"/>
+          <w:szCs w:val="28"/>
+        </w:rPr>
+        <w:t xml:space="preserve">PARTIE 2 — Ma méthode : la phrase de passe</w:t>
+      </w:r>
+    </w:p>
+    <w:p>
+      <w:pPr>
+        <w:keepNext/>
+        <w:keepLines/>
+        <w:spacing w:after="96"/>
+      </w:pPr>
+      <w:r>
+        <w:rPr>
+          <w:rFonts w:ascii="Arial" w:cs="Arial" w:eastAsia="Arial" w:hAnsi="Arial"/>
+          <w:b/>
+          <w:bCs/>
+          <w:i w:val="false"/>
+          <w:iCs w:val="false"/>
+          <w:sz w:val="26"/>
+          <w:szCs w:val="26"/>
+        </w:rPr>
+        <w:t xml:space="preserve">➤ </w:t>
+      </w:r>
+      <w:r>
+        <w:rPr>
+          <w:rFonts w:ascii="Arial" w:cs="Arial" w:eastAsia="Arial" w:hAnsi="Arial"/>
+          <w:b w:val="false"/>
+          <w:bCs w:val="false"/>
+          <w:i w:val="false"/>
+          <w:iCs w:val="false"/>
+          <w:sz w:val="26"/>
+          <w:szCs w:val="26"/>
+        </w:rPr>
+        <w:t xml:space="preserve">Fabrique une phrase de passe (fictive, ne l'utilise pas vraiment ici !) avec la recette : 4 mots qui font une image + 1 chiffre + 1 symbole.</w:t>
+      </w:r>
+    </w:p>
+    <w:p>
+      <w:pPr>
+        <w:spacing w:after="80"/>
+      </w:pPr>
+      <w:r>
+        <w:rPr>
+          <w:rFonts w:ascii="Arial" w:cs="Arial" w:eastAsia="Arial" w:hAnsi="Arial"/>
+          <w:b w:val="false"/>
+          <w:bCs w:val="false"/>
+          <w:i w:val="false"/>
+          <w:iCs w:val="false"/>
+          <w:sz w:val="24"/>
+          <w:szCs w:val="24"/>
+        </w:rPr>
+        <w:t xml:space="preserve">Ma phrase de passe d'entraînement : ......................................................................</w:t>
+      </w:r>
+    </w:p>
+    <w:p>
+      <w:pPr>
+        <w:spacing w:after="48"/>
+      </w:pPr>
+      <w:r>
+        <w:rPr>
+          <w:rFonts w:ascii="Arial" w:cs="Arial" w:eastAsia="Arial" w:hAnsi="Arial"/>
+          <w:b/>
+          <w:bCs/>
+          <w:i w:val="false"/>
+          <w:iCs w:val="false"/>
+          <w:sz w:val="24"/>
+          <w:szCs w:val="24"/>
+        </w:rPr>
+        <w:t xml:space="preserve">Je vérifie :</w:t>
+      </w:r>
+    </w:p>
+    <w:p>
+      <w:pPr>
+        <w:spacing w:after="80"/>
+      </w:pPr>
+      <w:r>
+        <w:rPr>
+          <w:rFonts w:ascii="Arial" w:cs="Arial" w:eastAsia="Arial" w:hAnsi="Arial"/>
+          <w:b w:val="false"/>
+          <w:bCs w:val="false"/>
+          <w:i w:val="false"/>
+          <w:iCs w:val="false"/>
+          <w:sz w:val="26"/>
+          <w:szCs w:val="26"/>
+        </w:rPr>
+        <w:t xml:space="preserve">☐ </w:t>
+      </w:r>
+      <w:r>
+        <w:rPr>
+          <w:rFonts w:ascii="Arial" w:cs="Arial" w:eastAsia="Arial" w:hAnsi="Arial"/>
+          <w:b w:val="false"/>
+          <w:bCs w:val="false"/>
+          <w:i w:val="false"/>
+          <w:iCs w:val="false"/>
+          <w:sz w:val="26"/>
+          <w:szCs w:val="26"/>
+        </w:rPr>
+        <w:t xml:space="preserve">Au moins 12 caractères   </w:t>
+      </w:r>
+      <w:r>
+        <w:rPr>
+          <w:rFonts w:ascii="Arial" w:cs="Arial" w:eastAsia="Arial" w:hAnsi="Arial"/>
+          <w:b w:val="false"/>
+          <w:bCs w:val="false"/>
+          <w:i w:val="false"/>
+          <w:iCs w:val="false"/>
+          <w:sz w:val="26"/>
+          <w:szCs w:val="26"/>
+        </w:rPr>
+        <w:t xml:space="preserve">☐ </w:t>
+      </w:r>
+      <w:r>
+        <w:rPr>
+          <w:rFonts w:ascii="Arial" w:cs="Arial" w:eastAsia="Arial" w:hAnsi="Arial"/>
+          <w:b w:val="false"/>
+          <w:bCs w:val="false"/>
+          <w:i w:val="false"/>
+          <w:iCs w:val="false"/>
+          <w:sz w:val="26"/>
+          <w:szCs w:val="26"/>
+        </w:rPr>
+        <w:t xml:space="preserve">4 mots ou plus   </w:t>
+      </w:r>
+      <w:r>
+        <w:rPr>
+          <w:rFonts w:ascii="Arial" w:cs="Arial" w:eastAsia="Arial" w:hAnsi="Arial"/>
+          <w:b w:val="false"/>
+          <w:bCs w:val="false"/>
+          <w:i w:val="false"/>
+          <w:iCs w:val="false"/>
+          <w:sz w:val="26"/>
+          <w:szCs w:val="26"/>
+        </w:rPr>
+        <w:t xml:space="preserve">☐ </w:t>
+      </w:r>
+      <w:r>
+        <w:rPr>
+          <w:rFonts w:ascii="Arial" w:cs="Arial" w:eastAsia="Arial" w:hAnsi="Arial"/>
+          <w:b w:val="false"/>
+          <w:bCs w:val="false"/>
+          <w:i w:val="false"/>
+          <w:iCs w:val="false"/>
+          <w:sz w:val="26"/>
+          <w:szCs w:val="26"/>
+        </w:rPr>
+        <w:t xml:space="preserve">1 chiffre   </w:t>
+      </w:r>
+      <w:r>
+        <w:rPr>
+          <w:rFonts w:ascii="Arial" w:cs="Arial" w:eastAsia="Arial" w:hAnsi="Arial"/>
+          <w:b w:val="false"/>
+          <w:bCs w:val="false"/>
+          <w:i w:val="false"/>
+          <w:iCs w:val="false"/>
+          <w:sz w:val="26"/>
+          <w:szCs w:val="26"/>
+        </w:rPr>
+        <w:t xml:space="preserve">☐ </w:t>
+      </w:r>
+      <w:r>
+        <w:rPr>
+          <w:rFonts w:ascii="Arial" w:cs="Arial" w:eastAsia="Arial" w:hAnsi="Arial"/>
+          <w:b w:val="false"/>
+          <w:bCs w:val="false"/>
+          <w:i w:val="false"/>
+          <w:iCs w:val="false"/>
+          <w:sz w:val="26"/>
+          <w:szCs w:val="26"/>
+        </w:rPr>
+        <w:t xml:space="preserve">1 symbole   </w:t>
+      </w:r>
     </w:p>
     <w:tbl>
       <w:tblPr>
@@ -1297,6 +1324,9 @@
         <w:gridCol w:w="9360"/>
       </w:tblGrid>
       <w:tr>
+        <w:trPr>
+          <w:cantSplit/>
+        </w:trPr>
         <w:tc>
           <w:tcPr>
             <w:tcW w:type="dxa" w:w="9360"/>
@@ -1306,18 +1336,19 @@
               <w:bottom w:val="single" w:color="000000" w:sz="6"/>
               <w:right w:val="single" w:color="000000" w:sz="6"/>
             </w:tcBorders>
-            <w:shd w:fill="D9D9D9" w:val="clear"/>
-            <w:tcMar>
-              <w:top w:type="dxa" w:w="40"/>
-              <w:left w:type="dxa" w:w="80"/>
-              <w:bottom w:type="dxa" w:w="40"/>
-              <w:right w:type="dxa" w:w="80"/>
-            </w:tcMar>
-            <w:vAlign w:val="center"/>
-          </w:tcPr>
-          <w:p>
-            <w:pPr>
-              <w:spacing w:after="0"/>
+            <w:tcMar>
+              <w:top w:type="dxa" w:w="60"/>
+              <w:left w:type="dxa" w:w="120"/>
+              <w:bottom w:type="dxa" w:w="60"/>
+              <w:right w:type="dxa" w:w="120"/>
+            </w:tcMar>
+            <w:vAlign w:val="center"/>
+          </w:tcPr>
+          <w:p>
+            <w:pPr>
+              <w:keepNext/>
+              <w:keepLines/>
+              <w:spacing w:after="64"/>
             </w:pPr>
             <w:r>
               <w:rPr>
@@ -1326,10 +1357,48 @@
                 <w:bCs/>
                 <w:i w:val="false"/>
                 <w:iCs w:val="false"/>
-                <w:sz w:val="28"/>
-                <w:szCs w:val="28"/>
-              </w:rPr>
-              <w:t xml:space="preserve">PARTIE 2 — Ma méthode : la phrase de passe</w:t>
+                <w:sz w:val="26"/>
+                <w:szCs w:val="26"/>
+              </w:rPr>
+              <w:t xml:space="preserve">DÉFINITION — IDENTITÉ NUMÉRIQUE (à compléter ensemble)</w:t>
+            </w:r>
+          </w:p>
+          <w:p>
+            <w:pPr>
+              <w:keepNext/>
+              <w:keepLines/>
+              <w:spacing w:after="80"/>
+            </w:pPr>
+            <w:r>
+              <w:rPr>
+                <w:rFonts w:ascii="Arial" w:cs="Arial" w:eastAsia="Arial" w:hAnsi="Arial"/>
+                <w:b w:val="false"/>
+                <w:bCs w:val="false"/>
+                <w:i w:val="false"/>
+                <w:iCs w:val="false"/>
+                <w:sz w:val="24"/>
+                <w:szCs w:val="24"/>
+              </w:rPr>
+              <w:t xml:space="preserve">.........................................................................</w:t>
+            </w:r>
+          </w:p>
+          <w:p>
+            <w:pPr>
+              <w:keepNext/>
+              <w:keepLines/>
+              <w:spacing w:after="80"/>
+            </w:pPr>
+            <w:r>
+              <w:rPr>
+                <w:rFonts w:ascii="Arial" w:cs="Arial" w:eastAsia="Arial" w:hAnsi="Arial"/>
+                <w:b w:val="false"/>
+                <w:bCs w:val="false"/>
+                <w:i w:val="false"/>
+                <w:iCs w:val="false"/>
+                <w:sz w:val="24"/>
+                <w:szCs w:val="24"/>
+              </w:rPr>
+              <w:t xml:space="preserve">.........................................................................</w:t>
             </w:r>
           </w:p>
         </w:tc>
@@ -1337,12 +1406,17 @@
     </w:tbl>
     <w:p>
       <w:pPr>
-        <w:spacing w:after="64"/>
-      </w:pPr>
-    </w:p>
-    <w:p>
-      <w:pPr>
-        <w:spacing w:after="96"/>
+        <w:keepNext/>
+        <w:keepLines/>
+        <w:pBdr>
+          <w:top w:val="single" w:color="000000" w:sz="6" w:space="4"/>
+          <w:left w:val="single" w:color="000000" w:sz="6" w:space="4"/>
+          <w:bottom w:val="single" w:color="000000" w:sz="6" w:space="4"/>
+          <w:right w:val="single" w:color="000000" w:sz="6" w:space="4"/>
+        </w:pBdr>
+        <w:shd w:val="clear" w:color="auto" w:fill="D9D9D9"/>
+        <w:spacing w:before="150" w:after="130"/>
+        <w:ind w:left="0" w:right="1106"/>
       </w:pPr>
       <w:r>
         <w:rPr>
@@ -1351,312 +1425,16 @@
           <w:bCs/>
           <w:i w:val="false"/>
           <w:iCs w:val="false"/>
-          <w:sz w:val="26"/>
-          <w:szCs w:val="26"/>
-        </w:rPr>
-        <w:t xml:space="preserve">➤ </w:t>
-      </w:r>
-      <w:r>
-        <w:rPr>
-          <w:rFonts w:ascii="Arial" w:cs="Arial" w:eastAsia="Arial" w:hAnsi="Arial"/>
-          <w:b w:val="false"/>
-          <w:bCs w:val="false"/>
-          <w:i w:val="false"/>
-          <w:iCs w:val="false"/>
-          <w:sz w:val="26"/>
-          <w:szCs w:val="26"/>
-        </w:rPr>
-        <w:t xml:space="preserve">Fabrique une phrase de passe (fictive, ne l'utilise pas vraiment ici !) avec la recette : 4 mots qui font une image + 1 chiffre + 1 symbole.</w:t>
+          <w:sz w:val="28"/>
+          <w:szCs w:val="28"/>
+        </w:rPr>
+        <w:t xml:space="preserve">PARTIE 3 — Les règles d'or  (séance en groupe)</w:t>
       </w:r>
     </w:p>
     <w:p>
       <w:pPr>
-        <w:spacing w:after="80"/>
-      </w:pPr>
-      <w:r>
-        <w:rPr>
-          <w:rFonts w:ascii="Arial" w:cs="Arial" w:eastAsia="Arial" w:hAnsi="Arial"/>
-          <w:b w:val="false"/>
-          <w:bCs w:val="false"/>
-          <w:i w:val="false"/>
-          <w:iCs w:val="false"/>
-          <w:sz w:val="24"/>
-          <w:szCs w:val="24"/>
-        </w:rPr>
-        <w:t xml:space="preserve">Ma phrase de passe d'entraînement : ......................................................................</w:t>
-      </w:r>
-    </w:p>
-    <w:p>
-      <w:pPr>
-        <w:spacing w:after="48"/>
-      </w:pPr>
-      <w:r>
-        <w:rPr>
-          <w:rFonts w:ascii="Arial" w:cs="Arial" w:eastAsia="Arial" w:hAnsi="Arial"/>
-          <w:b/>
-          <w:bCs/>
-          <w:i w:val="false"/>
-          <w:iCs w:val="false"/>
-          <w:sz w:val="24"/>
-          <w:szCs w:val="24"/>
-        </w:rPr>
-        <w:t xml:space="preserve">Je vérifie :</w:t>
-      </w:r>
-    </w:p>
-    <w:p>
-      <w:pPr>
-        <w:spacing w:after="80"/>
-      </w:pPr>
-      <w:r>
-        <w:rPr>
-          <w:rFonts w:ascii="Arial" w:cs="Arial" w:eastAsia="Arial" w:hAnsi="Arial"/>
-          <w:b w:val="false"/>
-          <w:bCs w:val="false"/>
-          <w:i w:val="false"/>
-          <w:iCs w:val="false"/>
-          <w:sz w:val="26"/>
-          <w:szCs w:val="26"/>
-        </w:rPr>
-        <w:t xml:space="preserve">☐ </w:t>
-      </w:r>
-      <w:r>
-        <w:rPr>
-          <w:rFonts w:ascii="Arial" w:cs="Arial" w:eastAsia="Arial" w:hAnsi="Arial"/>
-          <w:b w:val="false"/>
-          <w:bCs w:val="false"/>
-          <w:i w:val="false"/>
-          <w:iCs w:val="false"/>
-          <w:sz w:val="26"/>
-          <w:szCs w:val="26"/>
-        </w:rPr>
-        <w:t xml:space="preserve">Au moins 12 caractères   </w:t>
-      </w:r>
-      <w:r>
-        <w:rPr>
-          <w:rFonts w:ascii="Arial" w:cs="Arial" w:eastAsia="Arial" w:hAnsi="Arial"/>
-          <w:b w:val="false"/>
-          <w:bCs w:val="false"/>
-          <w:i w:val="false"/>
-          <w:iCs w:val="false"/>
-          <w:sz w:val="26"/>
-          <w:szCs w:val="26"/>
-        </w:rPr>
-        <w:t xml:space="preserve">☐ </w:t>
-      </w:r>
-      <w:r>
-        <w:rPr>
-          <w:rFonts w:ascii="Arial" w:cs="Arial" w:eastAsia="Arial" w:hAnsi="Arial"/>
-          <w:b w:val="false"/>
-          <w:bCs w:val="false"/>
-          <w:i w:val="false"/>
-          <w:iCs w:val="false"/>
-          <w:sz w:val="26"/>
-          <w:szCs w:val="26"/>
-        </w:rPr>
-        <w:t xml:space="preserve">4 mots ou plus   </w:t>
-      </w:r>
-      <w:r>
-        <w:rPr>
-          <w:rFonts w:ascii="Arial" w:cs="Arial" w:eastAsia="Arial" w:hAnsi="Arial"/>
-          <w:b w:val="false"/>
-          <w:bCs w:val="false"/>
-          <w:i w:val="false"/>
-          <w:iCs w:val="false"/>
-          <w:sz w:val="26"/>
-          <w:szCs w:val="26"/>
-        </w:rPr>
-        <w:t xml:space="preserve">☐ </w:t>
-      </w:r>
-      <w:r>
-        <w:rPr>
-          <w:rFonts w:ascii="Arial" w:cs="Arial" w:eastAsia="Arial" w:hAnsi="Arial"/>
-          <w:b w:val="false"/>
-          <w:bCs w:val="false"/>
-          <w:i w:val="false"/>
-          <w:iCs w:val="false"/>
-          <w:sz w:val="26"/>
-          <w:szCs w:val="26"/>
-        </w:rPr>
-        <w:t xml:space="preserve">1 chiffre   </w:t>
-      </w:r>
-      <w:r>
-        <w:rPr>
-          <w:rFonts w:ascii="Arial" w:cs="Arial" w:eastAsia="Arial" w:hAnsi="Arial"/>
-          <w:b w:val="false"/>
-          <w:bCs w:val="false"/>
-          <w:i w:val="false"/>
-          <w:iCs w:val="false"/>
-          <w:sz w:val="26"/>
-          <w:szCs w:val="26"/>
-        </w:rPr>
-        <w:t xml:space="preserve">☐ </w:t>
-      </w:r>
-      <w:r>
-        <w:rPr>
-          <w:rFonts w:ascii="Arial" w:cs="Arial" w:eastAsia="Arial" w:hAnsi="Arial"/>
-          <w:b w:val="false"/>
-          <w:bCs w:val="false"/>
-          <w:i w:val="false"/>
-          <w:iCs w:val="false"/>
-          <w:sz w:val="26"/>
-          <w:szCs w:val="26"/>
-        </w:rPr>
-        <w:t xml:space="preserve">1 symbole   </w:t>
-      </w:r>
-    </w:p>
-    <w:tbl>
-      <w:tblPr>
-        <w:tblW w:type="dxa" w:w="9360"/>
-        <w:tblBorders>
-          <w:top w:val="single" w:color="auto" w:sz="4"/>
-          <w:left w:val="single" w:color="auto" w:sz="4"/>
-          <w:bottom w:val="single" w:color="auto" w:sz="4"/>
-          <w:right w:val="single" w:color="auto" w:sz="4"/>
-          <w:insideH w:val="single" w:color="auto" w:sz="4"/>
-          <w:insideV w:val="single" w:color="auto" w:sz="4"/>
-        </w:tblBorders>
-      </w:tblPr>
-      <w:tblGrid>
-        <w:gridCol w:w="9360"/>
-      </w:tblGrid>
-      <w:tr>
-        <w:tc>
-          <w:tcPr>
-            <w:tcW w:type="dxa" w:w="9360"/>
-            <w:tcBorders>
-              <w:top w:val="single" w:color="000000" w:sz="6"/>
-              <w:left w:val="single" w:color="000000" w:sz="6"/>
-              <w:bottom w:val="single" w:color="000000" w:sz="6"/>
-              <w:right w:val="single" w:color="000000" w:sz="6"/>
-            </w:tcBorders>
-            <w:tcMar>
-              <w:top w:type="dxa" w:w="60"/>
-              <w:left w:type="dxa" w:w="120"/>
-              <w:bottom w:type="dxa" w:w="60"/>
-              <w:right w:type="dxa" w:w="120"/>
-            </w:tcMar>
-            <w:vAlign w:val="center"/>
-          </w:tcPr>
-          <w:p>
-            <w:pPr>
-              <w:spacing w:after="64"/>
-            </w:pPr>
-            <w:r>
-              <w:rPr>
-                <w:rFonts w:ascii="Arial" w:cs="Arial" w:eastAsia="Arial" w:hAnsi="Arial"/>
-                <w:b/>
-                <w:bCs/>
-                <w:i w:val="false"/>
-                <w:iCs w:val="false"/>
-                <w:sz w:val="26"/>
-                <w:szCs w:val="26"/>
-              </w:rPr>
-              <w:t xml:space="preserve">DÉFINITION — IDENTITÉ NUMÉRIQUE (à compléter ensemble)</w:t>
-            </w:r>
-          </w:p>
-          <w:p>
-            <w:pPr>
-              <w:spacing w:after="80"/>
-            </w:pPr>
-            <w:r>
-              <w:rPr>
-                <w:rFonts w:ascii="Arial" w:cs="Arial" w:eastAsia="Arial" w:hAnsi="Arial"/>
-                <w:b w:val="false"/>
-                <w:bCs w:val="false"/>
-                <w:i w:val="false"/>
-                <w:iCs w:val="false"/>
-                <w:sz w:val="24"/>
-                <w:szCs w:val="24"/>
-              </w:rPr>
-              <w:t xml:space="preserve">.........................................................................</w:t>
-            </w:r>
-          </w:p>
-          <w:p>
-            <w:pPr>
-              <w:spacing w:after="80"/>
-            </w:pPr>
-            <w:r>
-              <w:rPr>
-                <w:rFonts w:ascii="Arial" w:cs="Arial" w:eastAsia="Arial" w:hAnsi="Arial"/>
-                <w:b w:val="false"/>
-                <w:bCs w:val="false"/>
-                <w:i w:val="false"/>
-                <w:iCs w:val="false"/>
-                <w:sz w:val="24"/>
-                <w:szCs w:val="24"/>
-              </w:rPr>
-              <w:t xml:space="preserve">.........................................................................</w:t>
-            </w:r>
-          </w:p>
-        </w:tc>
-      </w:tr>
-    </w:tbl>
-    <w:p>
-      <w:pPr>
-        <w:spacing w:after="80"/>
-      </w:pPr>
-    </w:p>
-    <w:tbl>
-      <w:tblPr>
-        <w:tblW w:type="dxa" w:w="9360"/>
-        <w:tblBorders>
-          <w:top w:val="single" w:color="auto" w:sz="4"/>
-          <w:left w:val="single" w:color="auto" w:sz="4"/>
-          <w:bottom w:val="single" w:color="auto" w:sz="4"/>
-          <w:right w:val="single" w:color="auto" w:sz="4"/>
-          <w:insideH w:val="single" w:color="auto" w:sz="4"/>
-          <w:insideV w:val="single" w:color="auto" w:sz="4"/>
-        </w:tblBorders>
-      </w:tblPr>
-      <w:tblGrid>
-        <w:gridCol w:w="9360"/>
-      </w:tblGrid>
-      <w:tr>
-        <w:tc>
-          <w:tcPr>
-            <w:tcW w:type="dxa" w:w="9360"/>
-            <w:tcBorders>
-              <w:top w:val="single" w:color="000000" w:sz="6"/>
-              <w:left w:val="single" w:color="000000" w:sz="6"/>
-              <w:bottom w:val="single" w:color="000000" w:sz="6"/>
-              <w:right w:val="single" w:color="000000" w:sz="6"/>
-            </w:tcBorders>
-            <w:shd w:fill="D9D9D9" w:val="clear"/>
-            <w:tcMar>
-              <w:top w:type="dxa" w:w="40"/>
-              <w:left w:type="dxa" w:w="80"/>
-              <w:bottom w:type="dxa" w:w="40"/>
-              <w:right w:type="dxa" w:w="80"/>
-            </w:tcMar>
-            <w:vAlign w:val="center"/>
-          </w:tcPr>
-          <w:p>
-            <w:pPr>
-              <w:spacing w:after="0"/>
-            </w:pPr>
-            <w:r>
-              <w:rPr>
-                <w:rFonts w:ascii="Arial" w:cs="Arial" w:eastAsia="Arial" w:hAnsi="Arial"/>
-                <w:b/>
-                <w:bCs/>
-                <w:i w:val="false"/>
-                <w:iCs w:val="false"/>
-                <w:sz w:val="28"/>
-                <w:szCs w:val="28"/>
-              </w:rPr>
-              <w:t xml:space="preserve">PARTIE 3 — Les règles d'or  (séance en groupe)</w:t>
-            </w:r>
-          </w:p>
-        </w:tc>
-      </w:tr>
-    </w:tbl>
-    <w:p>
-      <w:pPr>
-        <w:spacing w:after="64"/>
-      </w:pPr>
-    </w:p>
-    <w:p>
-      <w:pPr>
+        <w:keepNext/>
+        <w:keepLines/>
         <w:spacing w:after="96"/>
       </w:pPr>
       <w:r>
@@ -1701,6 +1479,9 @@
         <w:gridCol w:w="2560"/>
       </w:tblGrid>
       <w:tr>
+        <w:trPr>
+          <w:cantSplit/>
+        </w:trPr>
         <w:tc>
           <w:tcPr>
             <w:tcW w:type="dxa" w:w="6800"/>
@@ -1721,6 +1502,8 @@
           </w:tcPr>
           <w:p>
             <w:pPr>
+              <w:keepNext/>
+              <w:keepLines/>
               <w:spacing w:after="0"/>
             </w:pPr>
             <w:r>
@@ -1757,6 +1540,8 @@
           </w:tcPr>
           <w:p>
             <w:pPr>
+              <w:keepNext/>
+              <w:keepLines/>
               <w:spacing w:after="0"/>
             </w:pPr>
             <w:r>
@@ -1775,6 +1560,9 @@
         </w:tc>
       </w:tr>
       <w:tr>
+        <w:trPr>
+          <w:cantSplit/>
+        </w:trPr>
         <w:tc>
           <w:tcPr>
             <w:tcW w:type="dxa" w:w="6800"/>
@@ -1794,6 +1582,8 @@
           </w:tcPr>
           <w:p>
             <w:pPr>
+              <w:keepNext/>
+              <w:keepLines/>
               <w:spacing w:after="0"/>
             </w:pPr>
             <w:r>
@@ -1829,6 +1619,8 @@
           </w:tcPr>
           <w:p>
             <w:pPr>
+              <w:keepNext/>
+              <w:keepLines/>
               <w:spacing w:after="0"/>
             </w:pPr>
             <w:r>
@@ -1847,6 +1639,9 @@
         </w:tc>
       </w:tr>
       <w:tr>
+        <w:trPr>
+          <w:cantSplit/>
+        </w:trPr>
         <w:tc>
           <w:tcPr>
             <w:tcW w:type="dxa" w:w="6800"/>
@@ -1866,6 +1661,8 @@
           </w:tcPr>
           <w:p>
             <w:pPr>
+              <w:keepNext/>
+              <w:keepLines/>
               <w:spacing w:after="0"/>
             </w:pPr>
             <w:r>
@@ -1901,6 +1698,8 @@
           </w:tcPr>
           <w:p>
             <w:pPr>
+              <w:keepNext/>
+              <w:keepLines/>
               <w:spacing w:after="0"/>
             </w:pPr>
             <w:r>
@@ -1919,6 +1718,9 @@
         </w:tc>
       </w:tr>
       <w:tr>
+        <w:trPr>
+          <w:cantSplit/>
+        </w:trPr>
         <w:tc>
           <w:tcPr>
             <w:tcW w:type="dxa" w:w="6800"/>
@@ -1938,6 +1740,8 @@
           </w:tcPr>
           <w:p>
             <w:pPr>
+              <w:keepNext/>
+              <w:keepLines/>
               <w:spacing w:after="0"/>
             </w:pPr>
             <w:r>
@@ -1973,6 +1777,8 @@
           </w:tcPr>
           <w:p>
             <w:pPr>
+              <w:keepNext/>
+              <w:keepLines/>
               <w:spacing w:after="0"/>
             </w:pPr>
             <w:r>
@@ -1991,6 +1797,9 @@
         </w:tc>
       </w:tr>
       <w:tr>
+        <w:trPr>
+          <w:cantSplit/>
+        </w:trPr>
         <w:tc>
           <w:tcPr>
             <w:tcW w:type="dxa" w:w="6800"/>
@@ -2108,6 +1917,9 @@
         <w:gridCol w:w="9360"/>
       </w:tblGrid>
       <w:tr>
+        <w:trPr>
+          <w:cantSplit/>
+        </w:trPr>
         <w:tc>
           <w:tcPr>
             <w:tcW w:type="dxa" w:w="9360"/>

--- a/public/2026/seq04/FICHE_S4-A01_MotsDePasse_5eme.docx
+++ b/public/2026/seq04/FICHE_S4-A01_MotsDePasse_5eme.docx
@@ -211,32 +211,6 @@
                 <w:szCs w:val="15"/>
               </w:rPr>
               <w:t xml:space="preserve">ACTIVITÉ N°01</w:t>
-            </w:r>
-          </w:p>
-          <w:p>
-            <w:pPr>
-              <w:spacing w:after="0"/>
-            </w:pPr>
-            <w:r>
-              <w:rPr>
-                <w:rFonts w:ascii="Arial" w:cs="Arial" w:eastAsia="Arial" w:hAnsi="Arial"/>
-                <w:sz w:val="14"/>
-                <w:szCs w:val="14"/>
-              </w:rPr>
-              <w:t xml:space="preserve">NOM : ..............................</w:t>
-            </w:r>
-          </w:p>
-          <w:p>
-            <w:pPr>
-              <w:spacing w:after="0"/>
-            </w:pPr>
-            <w:r>
-              <w:rPr>
-                <w:rFonts w:ascii="Arial" w:cs="Arial" w:eastAsia="Arial" w:hAnsi="Arial"/>
-                <w:sz w:val="14"/>
-                <w:szCs w:val="14"/>
-              </w:rPr>
-              <w:t xml:space="preserve">PRÉNOM : .........................</w:t>
             </w:r>
           </w:p>
         </w:tc>

--- a/public/2026/seq04/FICHE_S4-A01_MotsDePasse_5eme.docx
+++ b/public/2026/seq04/FICHE_S4-A01_MotsDePasse_5eme.docx
@@ -348,6 +348,30 @@
     <w:p>
       <w:pPr>
         <w:keepNext/>
+        <w:spacing w:after="128"/>
+      </w:pPr>
+      <w:r>
+        <w:rPr>
+          <w:rFonts w:ascii="Arial" w:cs="Arial" w:eastAsia="Arial" w:hAnsi="Arial"/>
+          <w:sz w:val="24"/>
+          <w:szCs w:val="24"/>
+          <w:b/>
+          <w:bCs/>
+        </w:rPr>
+        <w:t xml:space="preserve">OBJECTIF — </w:t>
+      </w:r>
+      <w:r>
+        <w:rPr>
+          <w:rFonts w:ascii="Arial" w:cs="Arial" w:eastAsia="Arial" w:hAnsi="Arial"/>
+          <w:sz w:val="24"/>
+          <w:szCs w:val="24"/>
+        </w:rPr>
+        <w:t xml:space="preserve">Tu sauras fabriquer un mot de passe difficile à casser, et dire pourquoi il l'est.</w:t>
+      </w:r>
+    </w:p>
+    <w:p>
+      <w:pPr>
+        <w:keepNext/>
         <w:keepLines/>
         <w:spacing w:after="128"/>
       </w:pPr>
@@ -609,19 +633,19 @@
             <w:pPr>
               <w:keepNext/>
               <w:keepLines/>
-              <w:spacing w:after="0"/>
-            </w:pPr>
-            <w:r>
-              <w:rPr>
-                <w:rFonts w:ascii="Arial" w:cs="Arial" w:eastAsia="Arial" w:hAnsi="Arial"/>
-                <w:b w:val="false"/>
-                <w:bCs w:val="false"/>
-                <w:i w:val="false"/>
-                <w:iCs w:val="false"/>
-                <w:sz w:val="24"/>
-                <w:szCs w:val="24"/>
-              </w:rPr>
-              <w:t xml:space="preserve">......</w:t>
+              <w:spacing w:after="230"/>
+            </w:pPr>
+            <w:r>
+              <w:rPr>
+                <w:rFonts w:ascii="Arial" w:cs="Arial" w:eastAsia="Arial" w:hAnsi="Arial"/>
+                <w:b w:val="false"/>
+                <w:bCs w:val="false"/>
+                <w:i w:val="false"/>
+                <w:iCs w:val="false"/>
+                <w:sz w:val="24"/>
+                <w:szCs w:val="24"/>
+              </w:rPr>
+              <w:t xml:space="preserve">.........</w:t>
             </w:r>
           </w:p>
         </w:tc>
@@ -688,19 +712,19 @@
             <w:pPr>
               <w:keepNext/>
               <w:keepLines/>
-              <w:spacing w:after="0"/>
-            </w:pPr>
-            <w:r>
-              <w:rPr>
-                <w:rFonts w:ascii="Arial" w:cs="Arial" w:eastAsia="Arial" w:hAnsi="Arial"/>
-                <w:b w:val="false"/>
-                <w:bCs w:val="false"/>
-                <w:i w:val="false"/>
-                <w:iCs w:val="false"/>
-                <w:sz w:val="24"/>
-                <w:szCs w:val="24"/>
-              </w:rPr>
-              <w:t xml:space="preserve">......</w:t>
+              <w:spacing w:after="230"/>
+            </w:pPr>
+            <w:r>
+              <w:rPr>
+                <w:rFonts w:ascii="Arial" w:cs="Arial" w:eastAsia="Arial" w:hAnsi="Arial"/>
+                <w:b w:val="false"/>
+                <w:bCs w:val="false"/>
+                <w:i w:val="false"/>
+                <w:iCs w:val="false"/>
+                <w:sz w:val="24"/>
+                <w:szCs w:val="24"/>
+              </w:rPr>
+              <w:t xml:space="preserve">.........</w:t>
             </w:r>
           </w:p>
         </w:tc>
@@ -767,19 +791,19 @@
             <w:pPr>
               <w:keepNext/>
               <w:keepLines/>
-              <w:spacing w:after="0"/>
-            </w:pPr>
-            <w:r>
-              <w:rPr>
-                <w:rFonts w:ascii="Arial" w:cs="Arial" w:eastAsia="Arial" w:hAnsi="Arial"/>
-                <w:b w:val="false"/>
-                <w:bCs w:val="false"/>
-                <w:i w:val="false"/>
-                <w:iCs w:val="false"/>
-                <w:sz w:val="24"/>
-                <w:szCs w:val="24"/>
-              </w:rPr>
-              <w:t xml:space="preserve">......</w:t>
+              <w:spacing w:after="230"/>
+            </w:pPr>
+            <w:r>
+              <w:rPr>
+                <w:rFonts w:ascii="Arial" w:cs="Arial" w:eastAsia="Arial" w:hAnsi="Arial"/>
+                <w:b w:val="false"/>
+                <w:bCs w:val="false"/>
+                <w:i w:val="false"/>
+                <w:iCs w:val="false"/>
+                <w:sz w:val="24"/>
+                <w:szCs w:val="24"/>
+              </w:rPr>
+              <w:t xml:space="preserve">.........</w:t>
             </w:r>
           </w:p>
         </w:tc>
@@ -846,19 +870,19 @@
             <w:pPr>
               <w:keepNext/>
               <w:keepLines/>
-              <w:spacing w:after="0"/>
-            </w:pPr>
-            <w:r>
-              <w:rPr>
-                <w:rFonts w:ascii="Arial" w:cs="Arial" w:eastAsia="Arial" w:hAnsi="Arial"/>
-                <w:b w:val="false"/>
-                <w:bCs w:val="false"/>
-                <w:i w:val="false"/>
-                <w:iCs w:val="false"/>
-                <w:sz w:val="24"/>
-                <w:szCs w:val="24"/>
-              </w:rPr>
-              <w:t xml:space="preserve">......</w:t>
+              <w:spacing w:after="230"/>
+            </w:pPr>
+            <w:r>
+              <w:rPr>
+                <w:rFonts w:ascii="Arial" w:cs="Arial" w:eastAsia="Arial" w:hAnsi="Arial"/>
+                <w:b w:val="false"/>
+                <w:bCs w:val="false"/>
+                <w:i w:val="false"/>
+                <w:iCs w:val="false"/>
+                <w:sz w:val="24"/>
+                <w:szCs w:val="24"/>
+              </w:rPr>
+              <w:t xml:space="preserve">.........</w:t>
             </w:r>
           </w:p>
         </w:tc>
@@ -925,19 +949,19 @@
             <w:pPr>
               <w:keepNext/>
               <w:keepLines/>
-              <w:spacing w:after="0"/>
-            </w:pPr>
-            <w:r>
-              <w:rPr>
-                <w:rFonts w:ascii="Arial" w:cs="Arial" w:eastAsia="Arial" w:hAnsi="Arial"/>
-                <w:b w:val="false"/>
-                <w:bCs w:val="false"/>
-                <w:i w:val="false"/>
-                <w:iCs w:val="false"/>
-                <w:sz w:val="24"/>
-                <w:szCs w:val="24"/>
-              </w:rPr>
-              <w:t xml:space="preserve">......</w:t>
+              <w:spacing w:after="230"/>
+            </w:pPr>
+            <w:r>
+              <w:rPr>
+                <w:rFonts w:ascii="Arial" w:cs="Arial" w:eastAsia="Arial" w:hAnsi="Arial"/>
+                <w:b w:val="false"/>
+                <w:bCs w:val="false"/>
+                <w:i w:val="false"/>
+                <w:iCs w:val="false"/>
+                <w:sz w:val="24"/>
+                <w:szCs w:val="24"/>
+              </w:rPr>
+              <w:t xml:space="preserve">.........</w:t>
             </w:r>
           </w:p>
         </w:tc>
@@ -1002,19 +1026,19 @@
           </w:tcPr>
           <w:p>
             <w:pPr>
-              <w:spacing w:after="0"/>
-            </w:pPr>
-            <w:r>
-              <w:rPr>
-                <w:rFonts w:ascii="Arial" w:cs="Arial" w:eastAsia="Arial" w:hAnsi="Arial"/>
-                <w:b w:val="false"/>
-                <w:bCs w:val="false"/>
-                <w:i w:val="false"/>
-                <w:iCs w:val="false"/>
-                <w:sz w:val="24"/>
-                <w:szCs w:val="24"/>
-              </w:rPr>
-              <w:t xml:space="preserve">......</w:t>
+              <w:spacing w:after="230"/>
+            </w:pPr>
+            <w:r>
+              <w:rPr>
+                <w:rFonts w:ascii="Arial" w:cs="Arial" w:eastAsia="Arial" w:hAnsi="Arial"/>
+                <w:b w:val="false"/>
+                <w:bCs w:val="false"/>
+                <w:i w:val="false"/>
+                <w:iCs w:val="false"/>
+                <w:sz w:val="24"/>
+                <w:szCs w:val="24"/>
+              </w:rPr>
+              <w:t xml:space="preserve">.........</w:t>
             </w:r>
           </w:p>
         </w:tc>
@@ -1074,7 +1098,7 @@
     </w:p>
     <w:p>
       <w:pPr>
-        <w:spacing w:after="96"/>
+        <w:spacing w:after="230"/>
       </w:pPr>
       <w:r>
         <w:rPr>
@@ -1086,7 +1110,7 @@
           <w:sz w:val="24"/>
           <w:szCs w:val="24"/>
         </w:rPr>
-        <w:t xml:space="preserve">.............................................................................</w:t>
+        <w:t xml:space="preserve">......................................................................................................................................................</w:t>
       </w:r>
     </w:p>
     <w:p>
@@ -1149,7 +1173,7 @@
     </w:p>
     <w:p>
       <w:pPr>
-        <w:spacing w:after="80"/>
+        <w:spacing w:after="230"/>
       </w:pPr>
       <w:r>
         <w:rPr>
@@ -1161,7 +1185,7 @@
           <w:sz w:val="24"/>
           <w:szCs w:val="24"/>
         </w:rPr>
-        <w:t xml:space="preserve">Ma phrase de passe d'entraînement : ......................................................................</w:t>
+        <w:t xml:space="preserve">Ma phrase de passe d'entraînement : ..........................................................................................</w:t>
       </w:r>
     </w:p>
     <w:p>
@@ -1341,38 +1365,38 @@
             <w:pPr>
               <w:keepNext/>
               <w:keepLines/>
-              <w:spacing w:after="80"/>
-            </w:pPr>
-            <w:r>
-              <w:rPr>
-                <w:rFonts w:ascii="Arial" w:cs="Arial" w:eastAsia="Arial" w:hAnsi="Arial"/>
-                <w:b w:val="false"/>
-                <w:bCs w:val="false"/>
-                <w:i w:val="false"/>
-                <w:iCs w:val="false"/>
-                <w:sz w:val="24"/>
-                <w:szCs w:val="24"/>
-              </w:rPr>
-              <w:t xml:space="preserve">.........................................................................</w:t>
-            </w:r>
-          </w:p>
-          <w:p>
-            <w:pPr>
-              <w:keepNext/>
-              <w:keepLines/>
-              <w:spacing w:after="80"/>
-            </w:pPr>
-            <w:r>
-              <w:rPr>
-                <w:rFonts w:ascii="Arial" w:cs="Arial" w:eastAsia="Arial" w:hAnsi="Arial"/>
-                <w:b w:val="false"/>
-                <w:bCs w:val="false"/>
-                <w:i w:val="false"/>
-                <w:iCs w:val="false"/>
-                <w:sz w:val="24"/>
-                <w:szCs w:val="24"/>
-              </w:rPr>
-              <w:t xml:space="preserve">.........................................................................</w:t>
+              <w:spacing w:after="230"/>
+            </w:pPr>
+            <w:r>
+              <w:rPr>
+                <w:rFonts w:ascii="Arial" w:cs="Arial" w:eastAsia="Arial" w:hAnsi="Arial"/>
+                <w:b w:val="false"/>
+                <w:bCs w:val="false"/>
+                <w:i w:val="false"/>
+                <w:iCs w:val="false"/>
+                <w:sz w:val="24"/>
+                <w:szCs w:val="24"/>
+              </w:rPr>
+              <w:t xml:space="preserve">...................................................................................................................................</w:t>
+            </w:r>
+          </w:p>
+          <w:p>
+            <w:pPr>
+              <w:keepNext/>
+              <w:keepLines/>
+              <w:spacing w:after="230"/>
+            </w:pPr>
+            <w:r>
+              <w:rPr>
+                <w:rFonts w:ascii="Arial" w:cs="Arial" w:eastAsia="Arial" w:hAnsi="Arial"/>
+                <w:b w:val="false"/>
+                <w:bCs w:val="false"/>
+                <w:i w:val="false"/>
+                <w:iCs w:val="false"/>
+                <w:sz w:val="24"/>
+                <w:szCs w:val="24"/>
+              </w:rPr>
+              <w:t xml:space="preserve">...................................................................................................................................</w:t>
             </w:r>
           </w:p>
         </w:tc>

--- a/public/2026/seq04/FICHE_S4-A01_MotsDePasse_5eme.docx
+++ b/public/2026/seq04/FICHE_S4-A01_MotsDePasse_5eme.docx
@@ -453,6 +453,35 @@
         </w:tc>
       </w:tr>
     </w:tbl>
+    <w:p>
+      <w:pPr>
+        <w:keepNext/>
+        <w:spacing w:before="96" w:after="60"/>
+      </w:pPr>
+      <w:r>
+        <w:rPr>
+          <w:rFonts w:ascii="Arial" w:cs="Arial" w:eastAsia="Arial" w:hAnsi="Arial"/>
+          <w:sz w:val="22"/>
+          <w:szCs w:val="22"/>
+          <w:i/>
+          <w:iCs/>
+        </w:rPr>
+        <w:t xml:space="preserve">D'APRÈS TOI ? Réponds AVANT de commencer, même sans être sûr. Ça ne se note pas.</w:t>
+      </w:r>
+    </w:p>
+    <w:p>
+      <w:pPr>
+        <w:spacing w:after="240"/>
+      </w:pPr>
+      <w:r>
+        <w:rPr>
+          <w:rFonts w:ascii="Arial" w:cs="Arial" w:eastAsia="Arial" w:hAnsi="Arial"/>
+          <w:sz w:val="24"/>
+          <w:szCs w:val="24"/>
+        </w:rPr>
+        <w:t xml:space="preserve">............................................................................................................................................</w:t>
+      </w:r>
+    </w:p>
     <w:p>
       <w:pPr>
         <w:keepNext/>

--- a/public/2026/seq04/FICHE_S4-A01_MotsDePasse_5eme.docx
+++ b/public/2026/seq04/FICHE_S4-A01_MotsDePasse_5eme.docx
@@ -480,6 +480,52 @@
           <w:szCs w:val="24"/>
         </w:rPr>
         <w:t xml:space="preserve">............................................................................................................................................</w:t>
+      </w:r>
+    </w:p>
+    <w:p>
+      <w:pPr>
+        <w:keepNext/>
+        <w:pBdr>
+          <w:top w:val="single" w:sz="6" w:space="2" w:color="D9D9D9"/>
+          <w:left w:val="single" w:sz="6" w:space="2" w:color="D9D9D9"/>
+          <w:bottom w:val="single" w:sz="6" w:space="2" w:color="D9D9D9"/>
+          <w:right w:val="single" w:sz="6" w:space="2" w:color="D9D9D9"/>
+        </w:pBdr>
+        <w:shd w:val="clear" w:color="auto" w:fill="F2F2F2"/>
+        <w:spacing w:before="80" w:after="120"/>
+        <w:ind w:left="60" w:right="60"/>
+      </w:pPr>
+      <w:r>
+        <w:rPr>
+          <w:rFonts w:ascii="Arial" w:cs="Arial" w:eastAsia="Arial" w:hAnsi="Arial"/>
+          <w:b/>
+          <w:bCs/>
+          <w:sz w:val="24"/>
+          <w:szCs w:val="24"/>
+        </w:rPr>
+        <w:t xml:space="preserve">RESSOURCE 1 — Cybertech</w:t>
+      </w:r>
+      <w:r>
+        <w:rPr>
+          <w:rFonts w:ascii="Arial" w:cs="Arial" w:eastAsia="Arial" w:hAnsi="Arial"/>
+          <w:sz w:val="24"/>
+          <w:szCs w:val="24"/>
+        </w:rPr>
+        <w:t xml:space="preserve"> · Techno-Flash · rien à installer</w:t>
+      </w:r>
+      <w:r>
+        <w:rPr>
+          <w:rFonts w:ascii="Arial" w:cs="Arial" w:eastAsia="Arial" w:hAnsi="Arial"/>
+        </w:rPr>
+        <w:br/>
+      </w:r>
+      <w:r>
+        <w:rPr>
+          <w:rFonts w:ascii="Arial" w:cs="Arial" w:eastAsia="Arial" w:hAnsi="Arial"/>
+          <w:sz w:val="22"/>
+          <w:szCs w:val="22"/>
+        </w:rPr>
+        <w:t xml:space="preserve">→ techno-flash.com/animations/Cybertech-45ejsu78f/cybertech.html</w:t>
       </w:r>
     </w:p>
     <w:p>
